--- a/docs/paper/BHSMS_Capstone_Paper.docx
+++ b/docs/paper/BHSMS_Capstone_Paper.docx
@@ -2204,7 +2204,7 @@
           <w:b w:val="0"/>
           <w:i w:val="0"/>
         </w:rPr>
-        <w:t>The Input component encompasses the knowledge, software, and hardware requirements of the study. The knowledge requirements include the challenges of the current manual health monitoring system as reported by the respondents; the health programs that the system must support, namely the DOH Expanded Program on Immunization schedule, the four-visit antenatal care pathway, the Philippine clinical practice guidelines for hypertension (Philippine Heart Association–Philippine Society of Hypertension, 2020), and the World Health Organization’s body mass index cut-offs for Asian populations (WHO Expert Consultation, 2004); the requirements of the Data Privacy Act of 2012; and the theories that guide the study.</w:t>
+        <w:t>The Input component encompasses the knowledge, software, and hardware requirements of the study. The knowledge requirements include the challenges of the current manual health monitoring system as reported by the respondents; the health programs that the system must support, namely the DOH Expanded Program on Immunization schedule, the four-visit antenatal care pathway, the Philippine clinical practice guidelines for hypertension (Ona et al., 2021), and the World Health Organization’s body mass index cut-offs for Asian populations (WHO Expert Consultation, 2004); the requirements of the Data Privacy Act of 2012; and the theories that guide the study.</w:t>
       </w:r>
     </w:p>
     <w:p>
@@ -3711,15 +3711,43 @@
     </w:p>
     <w:p>
       <w:pPr>
-        <w:spacing w:line="259" w:lineRule="auto" w:before="0" w:after="120"/>
+        <w:keepNext/>
+        <w:spacing w:before="120"/>
         <w:jc w:val="center"/>
       </w:pPr>
       <w:r>
-        <w:rPr>
-          <w:b w:val="0"/>
-          <w:i/>
-        </w:rPr>
-        <w:t>[Insert the Prototype Development Cycle diagram from the original manuscript]</w:t>
+        <w:drawing>
+          <wp:inline xmlns:a="http://schemas.openxmlformats.org/drawingml/2006/main" xmlns:pic="http://schemas.openxmlformats.org/drawingml/2006/picture">
+            <wp:extent cx="5943600" cy="1832610"/>
+            <wp:docPr id="1" name="Picture 1"/>
+            <wp:cNvGraphicFramePr>
+              <a:graphicFrameLocks noChangeAspect="1"/>
+            </wp:cNvGraphicFramePr>
+            <a:graphic>
+              <a:graphicData uri="http://schemas.openxmlformats.org/drawingml/2006/picture">
+                <pic:pic>
+                  <pic:nvPicPr>
+                    <pic:cNvPr id="0" name="figure2_prototype.png"/>
+                    <pic:cNvPicPr/>
+                  </pic:nvPicPr>
+                  <pic:blipFill>
+                    <a:blip r:embed="rId10"/>
+                    <a:stretch>
+                      <a:fillRect/>
+                    </a:stretch>
+                  </pic:blipFill>
+                  <pic:spPr>
+                    <a:xfrm>
+                      <a:off x="0" y="0"/>
+                      <a:ext cx="5943600" cy="1832610"/>
+                    </a:xfrm>
+                    <a:prstGeom prst="rect"/>
+                  </pic:spPr>
+                </pic:pic>
+              </a:graphicData>
+            </a:graphic>
+          </wp:inline>
+        </w:drawing>
       </w:r>
     </w:p>
     <w:p>
@@ -13236,7 +13264,7 @@
           <w:b w:val="0"/>
           <w:i w:val="0"/>
         </w:rPr>
-        <w:t>Guided directly by the findings of Problem 1, the researchers designed and developed the Barangay Health Status Monitoring System following the Input–Process–Output framework and the Prototype Model described in Chapter II. Table 15 traces each identified challenge to the feature that addresses it. The subsections that follow present the architecture, the clinical rules, the database, the user roles, and each module of the system with its corresponding screen.</w:t>
+        <w:t>Guided directly by the findings of Problem 1, the researchers designed and developed the Barangay Health Status Monitoring System following the Input–Process–Output framework and the Prototype Model described in Chapter II. Table 15 traces each identified challenge to the feature that addresses it. The subsections that follow present the architecture, the clinical rules, the database, the user roles, and each module of the system with its corresponding screen. The screens shown in the plates contain fictional sample residents entered for demonstration, not actual patient records.</w:t>
       </w:r>
     </w:p>
     <w:p>
@@ -13816,15 +13844,43 @@
     </w:p>
     <w:p>
       <w:pPr>
-        <w:spacing w:line="259" w:lineRule="auto" w:before="0" w:after="120"/>
+        <w:keepNext/>
+        <w:spacing w:before="120"/>
         <w:jc w:val="center"/>
       </w:pPr>
       <w:r>
-        <w:rPr>
-          <w:b w:val="0"/>
-          <w:i/>
-        </w:rPr>
-        <w:t>[Insert diagram: Select resident → Enter 7 readings → Live evaluation → Save → Stored offline → Synced to cloud]</w:t>
+        <w:drawing>
+          <wp:inline xmlns:a="http://schemas.openxmlformats.org/drawingml/2006/main" xmlns:pic="http://schemas.openxmlformats.org/drawingml/2006/picture">
+            <wp:extent cx="4572000" cy="5565913"/>
+            <wp:docPr id="2" name="Picture 2"/>
+            <wp:cNvGraphicFramePr>
+              <a:graphicFrameLocks noChangeAspect="1"/>
+            </wp:cNvGraphicFramePr>
+            <a:graphic>
+              <a:graphicData uri="http://schemas.openxmlformats.org/drawingml/2006/picture">
+                <pic:pic>
+                  <pic:nvPicPr>
+                    <pic:cNvPr id="0" name="figure4_triage.png"/>
+                    <pic:cNvPicPr/>
+                  </pic:nvPicPr>
+                  <pic:blipFill>
+                    <a:blip r:embed="rId11"/>
+                    <a:stretch>
+                      <a:fillRect/>
+                    </a:stretch>
+                  </pic:blipFill>
+                  <pic:spPr>
+                    <a:xfrm>
+                      <a:off x="0" y="0"/>
+                      <a:ext cx="4572000" cy="5565913"/>
+                    </a:xfrm>
+                    <a:prstGeom prst="rect"/>
+                  </pic:spPr>
+                </pic:pic>
+              </a:graphicData>
+            </a:graphic>
+          </wp:inline>
+        </w:drawing>
       </w:r>
     </w:p>
     <w:p>
@@ -14613,15 +14669,43 @@
     </w:p>
     <w:p>
       <w:pPr>
-        <w:spacing w:line="259" w:lineRule="auto" w:before="0" w:after="120"/>
+        <w:keepNext/>
+        <w:spacing w:before="120"/>
         <w:jc w:val="center"/>
       </w:pPr>
       <w:r>
-        <w:rPr>
-          <w:b w:val="0"/>
-          <w:i/>
-        </w:rPr>
-        <w:t>[Insert ERD: profiles, households, residents, vital_signs, maternal_records, antenatal_visits, immunizations, disease_surveillance_reports, audit_logs]</w:t>
+        <w:drawing>
+          <wp:inline xmlns:a="http://schemas.openxmlformats.org/drawingml/2006/main" xmlns:pic="http://schemas.openxmlformats.org/drawingml/2006/picture">
+            <wp:extent cx="5943600" cy="4699000"/>
+            <wp:docPr id="3" name="Picture 3"/>
+            <wp:cNvGraphicFramePr>
+              <a:graphicFrameLocks noChangeAspect="1"/>
+            </wp:cNvGraphicFramePr>
+            <a:graphic>
+              <a:graphicData uri="http://schemas.openxmlformats.org/drawingml/2006/picture">
+                <pic:pic>
+                  <pic:nvPicPr>
+                    <pic:cNvPr id="0" name="figure5_erd.png"/>
+                    <pic:cNvPicPr/>
+                  </pic:nvPicPr>
+                  <pic:blipFill>
+                    <a:blip r:embed="rId12"/>
+                    <a:stretch>
+                      <a:fillRect/>
+                    </a:stretch>
+                  </pic:blipFill>
+                  <pic:spPr>
+                    <a:xfrm>
+                      <a:off x="0" y="0"/>
+                      <a:ext cx="5943600" cy="4699000"/>
+                    </a:xfrm>
+                    <a:prstGeom prst="rect"/>
+                  </pic:spPr>
+                </pic:pic>
+              </a:graphicData>
+            </a:graphic>
+          </wp:inline>
+        </w:drawing>
       </w:r>
     </w:p>
     <w:p>
@@ -14929,15 +15013,43 @@
     </w:p>
     <w:p>
       <w:pPr>
-        <w:spacing w:line="259" w:lineRule="auto" w:before="0" w:after="120"/>
+        <w:keepNext/>
+        <w:spacing w:before="120"/>
         <w:jc w:val="center"/>
       </w:pPr>
       <w:r>
-        <w:rPr>
-          <w:b w:val="0"/>
-          <w:i/>
-        </w:rPr>
-        <w:t>[Insert screenshot — Sign-In Page]</w:t>
+        <w:drawing>
+          <wp:inline xmlns:a="http://schemas.openxmlformats.org/drawingml/2006/main" xmlns:pic="http://schemas.openxmlformats.org/drawingml/2006/picture">
+            <wp:extent cx="5943600" cy="3714750"/>
+            <wp:docPr id="4" name="Picture 4"/>
+            <wp:cNvGraphicFramePr>
+              <a:graphicFrameLocks noChangeAspect="1"/>
+            </wp:cNvGraphicFramePr>
+            <a:graphic>
+              <a:graphicData uri="http://schemas.openxmlformats.org/drawingml/2006/picture">
+                <pic:pic>
+                  <pic:nvPicPr>
+                    <pic:cNvPr id="0" name="plate01_signin.png"/>
+                    <pic:cNvPicPr/>
+                  </pic:nvPicPr>
+                  <pic:blipFill>
+                    <a:blip r:embed="rId13"/>
+                    <a:stretch>
+                      <a:fillRect/>
+                    </a:stretch>
+                  </pic:blipFill>
+                  <pic:spPr>
+                    <a:xfrm>
+                      <a:off x="0" y="0"/>
+                      <a:ext cx="5943600" cy="3714750"/>
+                    </a:xfrm>
+                    <a:prstGeom prst="rect"/>
+                  </pic:spPr>
+                </pic:pic>
+              </a:graphicData>
+            </a:graphic>
+          </wp:inline>
+        </w:drawing>
       </w:r>
     </w:p>
     <w:p>
@@ -14952,15 +15064,43 @@
     </w:p>
     <w:p>
       <w:pPr>
-        <w:spacing w:line="259" w:lineRule="auto" w:before="0" w:after="120"/>
+        <w:keepNext/>
+        <w:spacing w:before="120"/>
         <w:jc w:val="center"/>
       </w:pPr>
       <w:r>
-        <w:rPr>
-          <w:b w:val="0"/>
-          <w:i/>
-        </w:rPr>
-        <w:t>[Insert screenshot — Role-Based Dashboard]</w:t>
+        <w:drawing>
+          <wp:inline xmlns:a="http://schemas.openxmlformats.org/drawingml/2006/main" xmlns:pic="http://schemas.openxmlformats.org/drawingml/2006/picture">
+            <wp:extent cx="5943600" cy="3714750"/>
+            <wp:docPr id="5" name="Picture 5"/>
+            <wp:cNvGraphicFramePr>
+              <a:graphicFrameLocks noChangeAspect="1"/>
+            </wp:cNvGraphicFramePr>
+            <a:graphic>
+              <a:graphicData uri="http://schemas.openxmlformats.org/drawingml/2006/picture">
+                <pic:pic>
+                  <pic:nvPicPr>
+                    <pic:cNvPr id="0" name="plate02_dashboard.png"/>
+                    <pic:cNvPicPr/>
+                  </pic:nvPicPr>
+                  <pic:blipFill>
+                    <a:blip r:embed="rId14"/>
+                    <a:stretch>
+                      <a:fillRect/>
+                    </a:stretch>
+                  </pic:blipFill>
+                  <pic:spPr>
+                    <a:xfrm>
+                      <a:off x="0" y="0"/>
+                      <a:ext cx="5943600" cy="3714750"/>
+                    </a:xfrm>
+                    <a:prstGeom prst="rect"/>
+                  </pic:spPr>
+                </pic:pic>
+              </a:graphicData>
+            </a:graphic>
+          </wp:inline>
+        </w:drawing>
       </w:r>
     </w:p>
     <w:p>
@@ -15000,15 +15140,43 @@
     </w:p>
     <w:p>
       <w:pPr>
-        <w:spacing w:line="259" w:lineRule="auto" w:before="0" w:after="120"/>
+        <w:keepNext/>
+        <w:spacing w:before="120"/>
         <w:jc w:val="center"/>
       </w:pPr>
       <w:r>
-        <w:rPr>
-          <w:b w:val="0"/>
-          <w:i/>
-        </w:rPr>
-        <w:t>[Insert screenshot — Resident Registry]</w:t>
+        <w:drawing>
+          <wp:inline xmlns:a="http://schemas.openxmlformats.org/drawingml/2006/main" xmlns:pic="http://schemas.openxmlformats.org/drawingml/2006/picture">
+            <wp:extent cx="5943600" cy="3714750"/>
+            <wp:docPr id="6" name="Picture 6"/>
+            <wp:cNvGraphicFramePr>
+              <a:graphicFrameLocks noChangeAspect="1"/>
+            </wp:cNvGraphicFramePr>
+            <a:graphic>
+              <a:graphicData uri="http://schemas.openxmlformats.org/drawingml/2006/picture">
+                <pic:pic>
+                  <pic:nvPicPr>
+                    <pic:cNvPr id="0" name="plate03_registry.png"/>
+                    <pic:cNvPicPr/>
+                  </pic:nvPicPr>
+                  <pic:blipFill>
+                    <a:blip r:embed="rId15"/>
+                    <a:stretch>
+                      <a:fillRect/>
+                    </a:stretch>
+                  </pic:blipFill>
+                  <pic:spPr>
+                    <a:xfrm>
+                      <a:off x="0" y="0"/>
+                      <a:ext cx="5943600" cy="3714750"/>
+                    </a:xfrm>
+                    <a:prstGeom prst="rect"/>
+                  </pic:spPr>
+                </pic:pic>
+              </a:graphicData>
+            </a:graphic>
+          </wp:inline>
+        </w:drawing>
       </w:r>
     </w:p>
     <w:p>
@@ -15023,15 +15191,43 @@
     </w:p>
     <w:p>
       <w:pPr>
-        <w:spacing w:line="259" w:lineRule="auto" w:before="0" w:after="120"/>
+        <w:keepNext/>
+        <w:spacing w:before="120"/>
         <w:jc w:val="center"/>
       </w:pPr>
       <w:r>
-        <w:rPr>
-          <w:b w:val="0"/>
-          <w:i/>
-        </w:rPr>
-        <w:t>[Insert screenshot — New Patient Intake with Duplicate Warning]</w:t>
+        <w:drawing>
+          <wp:inline xmlns:a="http://schemas.openxmlformats.org/drawingml/2006/main" xmlns:pic="http://schemas.openxmlformats.org/drawingml/2006/picture">
+            <wp:extent cx="5943600" cy="3714750"/>
+            <wp:docPr id="7" name="Picture 7"/>
+            <wp:cNvGraphicFramePr>
+              <a:graphicFrameLocks noChangeAspect="1"/>
+            </wp:cNvGraphicFramePr>
+            <a:graphic>
+              <a:graphicData uri="http://schemas.openxmlformats.org/drawingml/2006/picture">
+                <pic:pic>
+                  <pic:nvPicPr>
+                    <pic:cNvPr id="0" name="plate04_intake.png"/>
+                    <pic:cNvPicPr/>
+                  </pic:nvPicPr>
+                  <pic:blipFill>
+                    <a:blip r:embed="rId16"/>
+                    <a:stretch>
+                      <a:fillRect/>
+                    </a:stretch>
+                  </pic:blipFill>
+                  <pic:spPr>
+                    <a:xfrm>
+                      <a:off x="0" y="0"/>
+                      <a:ext cx="5943600" cy="3714750"/>
+                    </a:xfrm>
+                    <a:prstGeom prst="rect"/>
+                  </pic:spPr>
+                </pic:pic>
+              </a:graphicData>
+            </a:graphic>
+          </wp:inline>
+        </w:drawing>
       </w:r>
     </w:p>
     <w:p>
@@ -15071,15 +15267,43 @@
     </w:p>
     <w:p>
       <w:pPr>
-        <w:spacing w:line="259" w:lineRule="auto" w:before="0" w:after="120"/>
+        <w:keepNext/>
+        <w:spacing w:before="120"/>
         <w:jc w:val="center"/>
       </w:pPr>
       <w:r>
-        <w:rPr>
-          <w:b w:val="0"/>
-          <w:i/>
-        </w:rPr>
-        <w:t>[Insert screenshot — Hemodynamic Screener and Triage]</w:t>
+        <w:drawing>
+          <wp:inline xmlns:a="http://schemas.openxmlformats.org/drawingml/2006/main" xmlns:pic="http://schemas.openxmlformats.org/drawingml/2006/picture">
+            <wp:extent cx="5943600" cy="3714750"/>
+            <wp:docPr id="8" name="Picture 8"/>
+            <wp:cNvGraphicFramePr>
+              <a:graphicFrameLocks noChangeAspect="1"/>
+            </wp:cNvGraphicFramePr>
+            <a:graphic>
+              <a:graphicData uri="http://schemas.openxmlformats.org/drawingml/2006/picture">
+                <pic:pic>
+                  <pic:nvPicPr>
+                    <pic:cNvPr id="0" name="plate05_vitals.png"/>
+                    <pic:cNvPicPr/>
+                  </pic:nvPicPr>
+                  <pic:blipFill>
+                    <a:blip r:embed="rId17"/>
+                    <a:stretch>
+                      <a:fillRect/>
+                    </a:stretch>
+                  </pic:blipFill>
+                  <pic:spPr>
+                    <a:xfrm>
+                      <a:off x="0" y="0"/>
+                      <a:ext cx="5943600" cy="3714750"/>
+                    </a:xfrm>
+                    <a:prstGeom prst="rect"/>
+                  </pic:spPr>
+                </pic:pic>
+              </a:graphicData>
+            </a:graphic>
+          </wp:inline>
+        </w:drawing>
       </w:r>
     </w:p>
     <w:p>
@@ -15119,15 +15343,43 @@
     </w:p>
     <w:p>
       <w:pPr>
-        <w:spacing w:line="259" w:lineRule="auto" w:before="0" w:after="120"/>
+        <w:keepNext/>
+        <w:spacing w:before="120"/>
         <w:jc w:val="center"/>
       </w:pPr>
       <w:r>
-        <w:rPr>
-          <w:b w:val="0"/>
-          <w:i/>
-        </w:rPr>
-        <w:t>[Insert screenshot — Medical Patient Chart]</w:t>
+        <w:drawing>
+          <wp:inline xmlns:a="http://schemas.openxmlformats.org/drawingml/2006/main" xmlns:pic="http://schemas.openxmlformats.org/drawingml/2006/picture">
+            <wp:extent cx="5943600" cy="3714750"/>
+            <wp:docPr id="9" name="Picture 9"/>
+            <wp:cNvGraphicFramePr>
+              <a:graphicFrameLocks noChangeAspect="1"/>
+            </wp:cNvGraphicFramePr>
+            <a:graphic>
+              <a:graphicData uri="http://schemas.openxmlformats.org/drawingml/2006/picture">
+                <pic:pic>
+                  <pic:nvPicPr>
+                    <pic:cNvPr id="0" name="plate06_chart.png"/>
+                    <pic:cNvPicPr/>
+                  </pic:nvPicPr>
+                  <pic:blipFill>
+                    <a:blip r:embed="rId18"/>
+                    <a:stretch>
+                      <a:fillRect/>
+                    </a:stretch>
+                  </pic:blipFill>
+                  <pic:spPr>
+                    <a:xfrm>
+                      <a:off x="0" y="0"/>
+                      <a:ext cx="5943600" cy="3714750"/>
+                    </a:xfrm>
+                    <a:prstGeom prst="rect"/>
+                  </pic:spPr>
+                </pic:pic>
+              </a:graphicData>
+            </a:graphic>
+          </wp:inline>
+        </w:drawing>
       </w:r>
     </w:p>
     <w:p>
@@ -15167,15 +15419,43 @@
     </w:p>
     <w:p>
       <w:pPr>
-        <w:spacing w:line="259" w:lineRule="auto" w:before="0" w:after="120"/>
+        <w:keepNext/>
+        <w:spacing w:before="120"/>
         <w:jc w:val="center"/>
       </w:pPr>
       <w:r>
-        <w:rPr>
-          <w:b w:val="0"/>
-          <w:i/>
-        </w:rPr>
-        <w:t>[Insert screenshot — Maternal Care and ANC Tracking]</w:t>
+        <w:drawing>
+          <wp:inline xmlns:a="http://schemas.openxmlformats.org/drawingml/2006/main" xmlns:pic="http://schemas.openxmlformats.org/drawingml/2006/picture">
+            <wp:extent cx="5943600" cy="3714750"/>
+            <wp:docPr id="10" name="Picture 10"/>
+            <wp:cNvGraphicFramePr>
+              <a:graphicFrameLocks noChangeAspect="1"/>
+            </wp:cNvGraphicFramePr>
+            <a:graphic>
+              <a:graphicData uri="http://schemas.openxmlformats.org/drawingml/2006/picture">
+                <pic:pic>
+                  <pic:nvPicPr>
+                    <pic:cNvPr id="0" name="plate07_maternal.png"/>
+                    <pic:cNvPicPr/>
+                  </pic:nvPicPr>
+                  <pic:blipFill>
+                    <a:blip r:embed="rId19"/>
+                    <a:stretch>
+                      <a:fillRect/>
+                    </a:stretch>
+                  </pic:blipFill>
+                  <pic:spPr>
+                    <a:xfrm>
+                      <a:off x="0" y="0"/>
+                      <a:ext cx="5943600" cy="3714750"/>
+                    </a:xfrm>
+                    <a:prstGeom prst="rect"/>
+                  </pic:spPr>
+                </pic:pic>
+              </a:graphicData>
+            </a:graphic>
+          </wp:inline>
+        </w:drawing>
       </w:r>
     </w:p>
     <w:p>
@@ -15215,15 +15495,43 @@
     </w:p>
     <w:p>
       <w:pPr>
-        <w:spacing w:line="259" w:lineRule="auto" w:before="0" w:after="120"/>
+        <w:keepNext/>
+        <w:spacing w:before="120"/>
         <w:jc w:val="center"/>
       </w:pPr>
       <w:r>
-        <w:rPr>
-          <w:b w:val="0"/>
-          <w:i/>
-        </w:rPr>
-        <w:t>[Insert screenshot — Child EPI and Defaulter List]</w:t>
+        <w:drawing>
+          <wp:inline xmlns:a="http://schemas.openxmlformats.org/drawingml/2006/main" xmlns:pic="http://schemas.openxmlformats.org/drawingml/2006/picture">
+            <wp:extent cx="5943600" cy="3714750"/>
+            <wp:docPr id="11" name="Picture 11"/>
+            <wp:cNvGraphicFramePr>
+              <a:graphicFrameLocks noChangeAspect="1"/>
+            </wp:cNvGraphicFramePr>
+            <a:graphic>
+              <a:graphicData uri="http://schemas.openxmlformats.org/drawingml/2006/picture">
+                <pic:pic>
+                  <pic:nvPicPr>
+                    <pic:cNvPr id="0" name="plate08_epi.png"/>
+                    <pic:cNvPicPr/>
+                  </pic:nvPicPr>
+                  <pic:blipFill>
+                    <a:blip r:embed="rId20"/>
+                    <a:stretch>
+                      <a:fillRect/>
+                    </a:stretch>
+                  </pic:blipFill>
+                  <pic:spPr>
+                    <a:xfrm>
+                      <a:off x="0" y="0"/>
+                      <a:ext cx="5943600" cy="3714750"/>
+                    </a:xfrm>
+                    <a:prstGeom prst="rect"/>
+                  </pic:spPr>
+                </pic:pic>
+              </a:graphicData>
+            </a:graphic>
+          </wp:inline>
+        </w:drawing>
       </w:r>
     </w:p>
     <w:p>
@@ -15263,15 +15571,43 @@
     </w:p>
     <w:p>
       <w:pPr>
-        <w:spacing w:line="259" w:lineRule="auto" w:before="0" w:after="120"/>
+        <w:keepNext/>
+        <w:spacing w:before="120"/>
         <w:jc w:val="center"/>
       </w:pPr>
       <w:r>
-        <w:rPr>
-          <w:b w:val="0"/>
-          <w:i/>
-        </w:rPr>
-        <w:t>[Insert screenshot — Referral Slip (RF-1)]</w:t>
+        <w:drawing>
+          <wp:inline xmlns:a="http://schemas.openxmlformats.org/drawingml/2006/main" xmlns:pic="http://schemas.openxmlformats.org/drawingml/2006/picture">
+            <wp:extent cx="5943600" cy="3714750"/>
+            <wp:docPr id="12" name="Picture 12"/>
+            <wp:cNvGraphicFramePr>
+              <a:graphicFrameLocks noChangeAspect="1"/>
+            </wp:cNvGraphicFramePr>
+            <a:graphic>
+              <a:graphicData uri="http://schemas.openxmlformats.org/drawingml/2006/picture">
+                <pic:pic>
+                  <pic:nvPicPr>
+                    <pic:cNvPr id="0" name="plate09_referral.png"/>
+                    <pic:cNvPicPr/>
+                  </pic:nvPicPr>
+                  <pic:blipFill>
+                    <a:blip r:embed="rId21"/>
+                    <a:stretch>
+                      <a:fillRect/>
+                    </a:stretch>
+                  </pic:blipFill>
+                  <pic:spPr>
+                    <a:xfrm>
+                      <a:off x="0" y="0"/>
+                      <a:ext cx="5943600" cy="3714750"/>
+                    </a:xfrm>
+                    <a:prstGeom prst="rect"/>
+                  </pic:spPr>
+                </pic:pic>
+              </a:graphicData>
+            </a:graphic>
+          </wp:inline>
+        </w:drawing>
       </w:r>
     </w:p>
     <w:p>
@@ -15311,15 +15647,43 @@
     </w:p>
     <w:p>
       <w:pPr>
-        <w:spacing w:line="259" w:lineRule="auto" w:before="0" w:after="120"/>
+        <w:keepNext/>
+        <w:spacing w:before="120"/>
         <w:jc w:val="center"/>
       </w:pPr>
       <w:r>
-        <w:rPr>
-          <w:b w:val="0"/>
-          <w:i/>
-        </w:rPr>
-        <w:t>[Insert screenshot — FHSIS Morbidity Surveillance]</w:t>
+        <w:drawing>
+          <wp:inline xmlns:a="http://schemas.openxmlformats.org/drawingml/2006/main" xmlns:pic="http://schemas.openxmlformats.org/drawingml/2006/picture">
+            <wp:extent cx="5943600" cy="3714750"/>
+            <wp:docPr id="13" name="Picture 13"/>
+            <wp:cNvGraphicFramePr>
+              <a:graphicFrameLocks noChangeAspect="1"/>
+            </wp:cNvGraphicFramePr>
+            <a:graphic>
+              <a:graphicData uri="http://schemas.openxmlformats.org/drawingml/2006/picture">
+                <pic:pic>
+                  <pic:nvPicPr>
+                    <pic:cNvPr id="0" name="plate10_analytics.png"/>
+                    <pic:cNvPicPr/>
+                  </pic:nvPicPr>
+                  <pic:blipFill>
+                    <a:blip r:embed="rId22"/>
+                    <a:stretch>
+                      <a:fillRect/>
+                    </a:stretch>
+                  </pic:blipFill>
+                  <pic:spPr>
+                    <a:xfrm>
+                      <a:off x="0" y="0"/>
+                      <a:ext cx="5943600" cy="3714750"/>
+                    </a:xfrm>
+                    <a:prstGeom prst="rect"/>
+                  </pic:spPr>
+                </pic:pic>
+              </a:graphicData>
+            </a:graphic>
+          </wp:inline>
+        </w:drawing>
       </w:r>
     </w:p>
     <w:p>
@@ -15359,15 +15723,43 @@
     </w:p>
     <w:p>
       <w:pPr>
-        <w:spacing w:line="259" w:lineRule="auto" w:before="0" w:after="120"/>
+        <w:keepNext/>
+        <w:spacing w:before="120"/>
         <w:jc w:val="center"/>
       </w:pPr>
       <w:r>
-        <w:rPr>
-          <w:b w:val="0"/>
-          <w:i/>
-        </w:rPr>
-        <w:t>[Insert screenshot — Workstation Diagnostics and Sync]</w:t>
+        <w:drawing>
+          <wp:inline xmlns:a="http://schemas.openxmlformats.org/drawingml/2006/main" xmlns:pic="http://schemas.openxmlformats.org/drawingml/2006/picture">
+            <wp:extent cx="5943600" cy="3714750"/>
+            <wp:docPr id="14" name="Picture 14"/>
+            <wp:cNvGraphicFramePr>
+              <a:graphicFrameLocks noChangeAspect="1"/>
+            </wp:cNvGraphicFramePr>
+            <a:graphic>
+              <a:graphicData uri="http://schemas.openxmlformats.org/drawingml/2006/picture">
+                <pic:pic>
+                  <pic:nvPicPr>
+                    <pic:cNvPr id="0" name="plate11_operations.png"/>
+                    <pic:cNvPicPr/>
+                  </pic:nvPicPr>
+                  <pic:blipFill>
+                    <a:blip r:embed="rId23"/>
+                    <a:stretch>
+                      <a:fillRect/>
+                    </a:stretch>
+                  </pic:blipFill>
+                  <pic:spPr>
+                    <a:xfrm>
+                      <a:off x="0" y="0"/>
+                      <a:ext cx="5943600" cy="3714750"/>
+                    </a:xfrm>
+                    <a:prstGeom prst="rect"/>
+                  </pic:spPr>
+                </pic:pic>
+              </a:graphicData>
+            </a:graphic>
+          </wp:inline>
+        </w:drawing>
       </w:r>
     </w:p>
     <w:p>
@@ -15407,15 +15799,43 @@
     </w:p>
     <w:p>
       <w:pPr>
-        <w:spacing w:line="259" w:lineRule="auto" w:before="0" w:after="120"/>
+        <w:keepNext/>
+        <w:spacing w:before="120"/>
         <w:jc w:val="center"/>
       </w:pPr>
       <w:r>
-        <w:rPr>
-          <w:b w:val="0"/>
-          <w:i/>
-        </w:rPr>
-        <w:t>[Insert screenshot — User Accounts and Module Permissions]</w:t>
+        <w:drawing>
+          <wp:inline xmlns:a="http://schemas.openxmlformats.org/drawingml/2006/main" xmlns:pic="http://schemas.openxmlformats.org/drawingml/2006/picture">
+            <wp:extent cx="5943600" cy="3714750"/>
+            <wp:docPr id="15" name="Picture 15"/>
+            <wp:cNvGraphicFramePr>
+              <a:graphicFrameLocks noChangeAspect="1"/>
+            </wp:cNvGraphicFramePr>
+            <a:graphic>
+              <a:graphicData uri="http://schemas.openxmlformats.org/drawingml/2006/picture">
+                <pic:pic>
+                  <pic:nvPicPr>
+                    <pic:cNvPr id="0" name="plate12_users.png"/>
+                    <pic:cNvPicPr/>
+                  </pic:nvPicPr>
+                  <pic:blipFill>
+                    <a:blip r:embed="rId24"/>
+                    <a:stretch>
+                      <a:fillRect/>
+                    </a:stretch>
+                  </pic:blipFill>
+                  <pic:spPr>
+                    <a:xfrm>
+                      <a:off x="0" y="0"/>
+                      <a:ext cx="5943600" cy="3714750"/>
+                    </a:xfrm>
+                    <a:prstGeom prst="rect"/>
+                  </pic:spPr>
+                </pic:pic>
+              </a:graphicData>
+            </a:graphic>
+          </wp:inline>
+        </w:drawing>
       </w:r>
     </w:p>
     <w:p>
@@ -18024,7 +18444,7 @@
           <w:b w:val="0"/>
           <w:i w:val="0"/>
         </w:rPr>
-        <w:t>Philippine Heart Association–Philippine Society of Hypertension. (2020). 2020 clinical practice guidelines for the management of hypertension in the Philippines.</w:t>
+        <w:t>Ona, D. I. D., Jimeno, C. A., Jasul, G. V., Jr., et al. (2021). Executive summary of the 2020 clinical practice guidelines for the management of hypertension in the Philippines. The Journal of Clinical Hypertension, 23(9), 1637–1650. https://doi.org/10.1111/jch.14335</w:t>
       </w:r>
     </w:p>
     <w:p>

--- a/docs/paper/BHSMS_Capstone_Paper.docx
+++ b/docs/paper/BHSMS_Capstone_Paper.docx
@@ -1993,7 +1993,7 @@
             </w:rPr>
             <w:fldChar w:fldCharType="separate"/>
           </w:r>
-          <w:hyperlink w:anchor="__RefHeading___Toc7379_3372087024" w:tooltip="Table 1. Distribution of Respondents by Barangay">
+          <w:hyperlink w:anchor="__RefHeading___Toc7599_872120058" w:tooltip="Table 1. Distribution of Respondents by Barangay">
             <w:r>
               <w:rPr>
                 <w:rStyle w:val="IndexLink"/>
@@ -2014,7 +2014,7 @@
             </w:tabs>
             <w:rPr/>
           </w:pPr>
-          <w:hyperlink w:anchor="__RefHeading___Toc7419_3372087024" w:tooltip="Table 2. Inclusion and Exclusion Criteria for Respondents">
+          <w:hyperlink w:anchor="__RefHeading___Toc7639_872120058" w:tooltip="Table 2. Inclusion and Exclusion Criteria for Respondents">
             <w:r>
               <w:rPr>
                 <w:rStyle w:val="IndexLink"/>
@@ -2035,7 +2035,7 @@
             </w:tabs>
             <w:rPr/>
           </w:pPr>
-          <w:hyperlink w:anchor="__RefHeading___Toc7417_3372087024" w:tooltip="Table 3. Development Tools and Technologies">
+          <w:hyperlink w:anchor="__RefHeading___Toc7637_872120058" w:tooltip="Table 3. Development Tools and Technologies">
             <w:r>
               <w:rPr>
                 <w:rStyle w:val="IndexLink"/>
@@ -2056,7 +2056,7 @@
             </w:tabs>
             <w:rPr/>
           </w:pPr>
-          <w:hyperlink w:anchor="__RefHeading___Toc7415_3372087024" w:tooltip="Table 4. Five-Point Likert Scale and Interpretation">
+          <w:hyperlink w:anchor="__RefHeading___Toc7635_872120058" w:tooltip="Table 4. Five-Point Likert Scale and Interpretation">
             <w:r>
               <w:rPr>
                 <w:rStyle w:val="IndexLink"/>
@@ -2064,7 +2064,7 @@
               </w:rPr>
               <w:t>Table 4. Five-Point Likert Scale and Interpretation</w:t>
               <w:tab/>
-              <w:t>16</w:t>
+              <w:t>17</w:t>
             </w:r>
           </w:hyperlink>
         </w:p>
@@ -2077,7 +2077,7 @@
             </w:tabs>
             <w:rPr/>
           </w:pPr>
-          <w:hyperlink w:anchor="__RefHeading___Toc7413_3372087024" w:tooltip="Table 5. Challenges in Health Record Management">
+          <w:hyperlink w:anchor="__RefHeading___Toc7633_872120058" w:tooltip="Table 5. Challenges in Health Record Management">
             <w:r>
               <w:rPr>
                 <w:rStyle w:val="IndexLink"/>
@@ -2098,7 +2098,7 @@
             </w:tabs>
             <w:rPr/>
           </w:pPr>
-          <w:hyperlink w:anchor="__RefHeading___Toc7411_3372087024" w:tooltip="Table 6. Challenges in Monitoring of Residents’ Health">
+          <w:hyperlink w:anchor="__RefHeading___Toc7631_872120058" w:tooltip="Table 6. Challenges in Monitoring of Residents’ Health">
             <w:r>
               <w:rPr>
                 <w:rStyle w:val="IndexLink"/>
@@ -2119,7 +2119,7 @@
             </w:tabs>
             <w:rPr/>
           </w:pPr>
-          <w:hyperlink w:anchor="__RefHeading___Toc7409_3372087024" w:tooltip="Table 7. Challenges in Data Accuracy and Consistency">
+          <w:hyperlink w:anchor="__RefHeading___Toc7629_872120058" w:tooltip="Table 7. Challenges in Data Accuracy and Consistency">
             <w:r>
               <w:rPr>
                 <w:rStyle w:val="IndexLink"/>
@@ -2140,7 +2140,7 @@
             </w:tabs>
             <w:rPr/>
           </w:pPr>
-          <w:hyperlink w:anchor="__RefHeading___Toc7407_3372087024" w:tooltip="Table 8. Challenges in Reporting and Information Retrieval">
+          <w:hyperlink w:anchor="__RefHeading___Toc7627_872120058" w:tooltip="Table 8. Challenges in Reporting and Information Retrieval">
             <w:r>
               <w:rPr>
                 <w:rStyle w:val="IndexLink"/>
@@ -2161,7 +2161,7 @@
             </w:tabs>
             <w:rPr/>
           </w:pPr>
-          <w:hyperlink w:anchor="__RefHeading___Toc7405_3372087024" w:tooltip="Table 9. Challenges in Efficiency and Accessibility">
+          <w:hyperlink w:anchor="__RefHeading___Toc7625_872120058" w:tooltip="Table 9. Challenges in Efficiency and Accessibility">
             <w:r>
               <w:rPr>
                 <w:rStyle w:val="IndexLink"/>
@@ -2182,7 +2182,7 @@
             </w:tabs>
             <w:rPr/>
           </w:pPr>
-          <w:hyperlink w:anchor="__RefHeading___Toc7403_3372087024" w:tooltip="Table 10. Summary of the Challenges in the Current Manual System">
+          <w:hyperlink w:anchor="__RefHeading___Toc7623_872120058" w:tooltip="Table 10. Summary of the Challenges in the Current Manual System">
             <w:r>
               <w:rPr>
                 <w:rStyle w:val="IndexLink"/>
@@ -2203,7 +2203,7 @@
             </w:tabs>
             <w:rPr/>
           </w:pPr>
-          <w:hyperlink w:anchor="__RefHeading___Toc7401_3372087024" w:tooltip="Table 11. Common Problems in Recording and Updating Health Information">
+          <w:hyperlink w:anchor="__RefHeading___Toc7621_872120058" w:tooltip="Table 11. Common Problems in Recording and Updating Health Information">
             <w:r>
               <w:rPr>
                 <w:rStyle w:val="IndexLink"/>
@@ -2224,7 +2224,7 @@
             </w:tabs>
             <w:rPr/>
           </w:pPr>
-          <w:hyperlink w:anchor="__RefHeading___Toc7399_3372087024" w:tooltip="Table 12. Difficulties in Retrieving and Monitoring Health Records">
+          <w:hyperlink w:anchor="__RefHeading___Toc7619_872120058" w:tooltip="Table 12. Difficulties in Retrieving and Monitoring Health Records">
             <w:r>
               <w:rPr>
                 <w:rStyle w:val="IndexLink"/>
@@ -2245,7 +2245,7 @@
             </w:tabs>
             <w:rPr/>
           </w:pPr>
-          <w:hyperlink w:anchor="__RefHeading___Toc7397_3372087024" w:tooltip="Table 13. Challenges in Preparing and Submitting Health Reports">
+          <w:hyperlink w:anchor="__RefHeading___Toc7617_872120058" w:tooltip="Table 13. Challenges in Preparing and Submitting Health Reports">
             <w:r>
               <w:rPr>
                 <w:rStyle w:val="IndexLink"/>
@@ -2266,7 +2266,7 @@
             </w:tabs>
             <w:rPr/>
           </w:pPr>
-          <w:hyperlink w:anchor="__RefHeading___Toc7395_3372087024" w:tooltip="Table 14. Problems in Tracking Residents Who Need Follow-Up Services">
+          <w:hyperlink w:anchor="__RefHeading___Toc7615_872120058" w:tooltip="Table 14. Problems in Tracking Residents Who Need Follow-Up Services">
             <w:r>
               <w:rPr>
                 <w:rStyle w:val="IndexLink"/>
@@ -2287,7 +2287,7 @@
             </w:tabs>
             <w:rPr/>
           </w:pPr>
-          <w:hyperlink w:anchor="__RefHeading___Toc7393_3372087024" w:tooltip="Table 15. Challenges Identified and the Corresponding Features of the BHSMS">
+          <w:hyperlink w:anchor="__RefHeading___Toc7613_872120058" w:tooltip="Table 15. Challenges Identified and the Corresponding Features of the BHSMS">
             <w:r>
               <w:rPr>
                 <w:rStyle w:val="IndexLink"/>
@@ -2308,7 +2308,7 @@
             </w:tabs>
             <w:rPr/>
           </w:pPr>
-          <w:hyperlink w:anchor="__RefHeading___Toc7391_3372087024" w:tooltip="Table 16. Clinical Thresholds Applied by the System">
+          <w:hyperlink w:anchor="__RefHeading___Toc7611_872120058" w:tooltip="Table 16. Clinical Thresholds Applied by the System">
             <w:r>
               <w:rPr>
                 <w:rStyle w:val="IndexLink"/>
@@ -2329,7 +2329,7 @@
             </w:tabs>
             <w:rPr/>
           </w:pPr>
-          <w:hyperlink w:anchor="__RefHeading___Toc7389_3372087024" w:tooltip="Table 17. User Roles and Default Module Access">
+          <w:hyperlink w:anchor="__RefHeading___Toc7609_872120058" w:tooltip="Table 17. User Roles and Default Module Access">
             <w:r>
               <w:rPr>
                 <w:rStyle w:val="IndexLink"/>
@@ -2350,7 +2350,7 @@
             </w:tabs>
             <w:rPr/>
           </w:pPr>
-          <w:hyperlink w:anchor="__RefHeading___Toc7387_3372087024" w:tooltip="Table 18. Evaluation of the System in Terms of Effectiveness">
+          <w:hyperlink w:anchor="__RefHeading___Toc7607_872120058" w:tooltip="Table 18. Evaluation of the System in Terms of Effectiveness">
             <w:r>
               <w:rPr>
                 <w:rStyle w:val="IndexLink"/>
@@ -2371,7 +2371,7 @@
             </w:tabs>
             <w:rPr/>
           </w:pPr>
-          <w:hyperlink w:anchor="__RefHeading___Toc7385_3372087024" w:tooltip="Table 19. Evaluation of the System in Terms of Efficiency">
+          <w:hyperlink w:anchor="__RefHeading___Toc7605_872120058" w:tooltip="Table 19. Evaluation of the System in Terms of Efficiency">
             <w:r>
               <w:rPr>
                 <w:rStyle w:val="IndexLink"/>
@@ -2392,7 +2392,7 @@
             </w:tabs>
             <w:rPr/>
           </w:pPr>
-          <w:hyperlink w:anchor="__RefHeading___Toc7383_3372087024" w:tooltip="Table 20. Evaluation of the System in Terms of User-Friendliness">
+          <w:hyperlink w:anchor="__RefHeading___Toc7603_872120058" w:tooltip="Table 20. Evaluation of the System in Terms of User-Friendliness">
             <w:r>
               <w:rPr>
                 <w:rStyle w:val="IndexLink"/>
@@ -2413,7 +2413,7 @@
             </w:tabs>
             <w:rPr/>
           </w:pPr>
-          <w:hyperlink w:anchor="__RefHeading___Toc7381_3372087024" w:tooltip="Table 21. Summary of the Evaluation by Criterion and Barangay">
+          <w:hyperlink w:anchor="__RefHeading___Toc7601_872120058" w:tooltip="Table 21. Summary of the Evaluation by Criterion and Barangay">
             <w:r>
               <w:rPr>
                 <w:rStyle w:val="IndexLink"/>
@@ -2482,7 +2482,7 @@
             </w:rPr>
             <w:fldChar w:fldCharType="separate"/>
           </w:r>
-          <w:hyperlink w:anchor="__RefHeading___Toc7421_3372087024" w:tooltip="Figure 1. Research Paradigm (IPO Model)">
+          <w:hyperlink w:anchor="__RefHeading___Toc7641_872120058" w:tooltip="Figure 1. Research Paradigm (IPO Model)">
             <w:r>
               <w:rPr>
                 <w:rStyle w:val="IndexLink"/>
@@ -2503,7 +2503,7 @@
             </w:tabs>
             <w:rPr/>
           </w:pPr>
-          <w:hyperlink w:anchor="__RefHeading___Toc7429_3372087024" w:tooltip="Figure 2. Prototype Development Cycle">
+          <w:hyperlink w:anchor="__RefHeading___Toc7649_872120058" w:tooltip="Figure 2. Prototype Development Cycle">
             <w:r>
               <w:rPr>
                 <w:rStyle w:val="IndexLink"/>
@@ -2524,7 +2524,7 @@
             </w:tabs>
             <w:rPr/>
           </w:pPr>
-          <w:hyperlink w:anchor="__RefHeading___Toc7427_3372087024" w:tooltip="Figure 3. System Architecture of the BHSMS">
+          <w:hyperlink w:anchor="__RefHeading___Toc7647_872120058" w:tooltip="Figure 3. System Architecture of the BHSMS">
             <w:r>
               <w:rPr>
                 <w:rStyle w:val="IndexLink"/>
@@ -2545,7 +2545,7 @@
             </w:tabs>
             <w:rPr/>
           </w:pPr>
-          <w:hyperlink w:anchor="__RefHeading___Toc7425_3372087024" w:tooltip="Figure 4. Vital-Sign Triage Workflow">
+          <w:hyperlink w:anchor="__RefHeading___Toc7645_872120058" w:tooltip="Figure 4. Vital-Sign Triage Workflow">
             <w:r>
               <w:rPr>
                 <w:rStyle w:val="IndexLink"/>
@@ -2566,7 +2566,7 @@
             </w:tabs>
             <w:rPr/>
           </w:pPr>
-          <w:hyperlink w:anchor="__RefHeading___Toc7423_3372087024" w:tooltip="Figure 5. Entity-Relationship Diagram of the BHSMS">
+          <w:hyperlink w:anchor="__RefHeading___Toc7643_872120058" w:tooltip="Figure 5. Entity-Relationship Diagram of the BHSMS">
             <w:r>
               <w:rPr>
                 <w:rStyle w:val="IndexLink"/>
@@ -2635,7 +2635,7 @@
             </w:rPr>
             <w:fldChar w:fldCharType="separate"/>
           </w:r>
-          <w:hyperlink w:anchor="__RefHeading___Toc7431_3372087024" w:tooltip="Plate 1. Sign-In Page">
+          <w:hyperlink w:anchor="__RefHeading___Toc7651_872120058" w:tooltip="Plate 1. Sign-In Page">
             <w:r>
               <w:rPr>
                 <w:rStyle w:val="IndexLink"/>
@@ -2656,7 +2656,7 @@
             </w:tabs>
             <w:rPr/>
           </w:pPr>
-          <w:hyperlink w:anchor="__RefHeading___Toc7453_3372087024" w:tooltip="Plate 2. Role-Based Dashboard">
+          <w:hyperlink w:anchor="__RefHeading___Toc7673_872120058" w:tooltip="Plate 2. Role-Based Dashboard">
             <w:r>
               <w:rPr>
                 <w:rStyle w:val="IndexLink"/>
@@ -2677,7 +2677,7 @@
             </w:tabs>
             <w:rPr/>
           </w:pPr>
-          <w:hyperlink w:anchor="__RefHeading___Toc7451_3372087024" w:tooltip="Plate 3. Resident Registry">
+          <w:hyperlink w:anchor="__RefHeading___Toc7671_872120058" w:tooltip="Plate 3. Resident Registry">
             <w:r>
               <w:rPr>
                 <w:rStyle w:val="IndexLink"/>
@@ -2698,7 +2698,7 @@
             </w:tabs>
             <w:rPr/>
           </w:pPr>
-          <w:hyperlink w:anchor="__RefHeading___Toc7449_3372087024" w:tooltip="Plate 4. New Patient Intake with Duplicate Warning">
+          <w:hyperlink w:anchor="__RefHeading___Toc7669_872120058" w:tooltip="Plate 4. New Patient Intake with Duplicate Warning">
             <w:r>
               <w:rPr>
                 <w:rStyle w:val="IndexLink"/>
@@ -2719,7 +2719,7 @@
             </w:tabs>
             <w:rPr/>
           </w:pPr>
-          <w:hyperlink w:anchor="__RefHeading___Toc7447_3372087024" w:tooltip="Plate 5. Hemodynamic Screener and Triage">
+          <w:hyperlink w:anchor="__RefHeading___Toc7667_872120058" w:tooltip="Plate 5. Hemodynamic Screener and Triage">
             <w:r>
               <w:rPr>
                 <w:rStyle w:val="IndexLink"/>
@@ -2740,7 +2740,7 @@
             </w:tabs>
             <w:rPr/>
           </w:pPr>
-          <w:hyperlink w:anchor="__RefHeading___Toc7445_3372087024" w:tooltip="Plate 6. Medical Patient Chart">
+          <w:hyperlink w:anchor="__RefHeading___Toc7665_872120058" w:tooltip="Plate 6. Medical Patient Chart">
             <w:r>
               <w:rPr>
                 <w:rStyle w:val="IndexLink"/>
@@ -2761,7 +2761,7 @@
             </w:tabs>
             <w:rPr/>
           </w:pPr>
-          <w:hyperlink w:anchor="__RefHeading___Toc7443_3372087024" w:tooltip="Plate 7. Maternal Care and ANC Tracking">
+          <w:hyperlink w:anchor="__RefHeading___Toc7663_872120058" w:tooltip="Plate 7. Maternal Care and ANC Tracking">
             <w:r>
               <w:rPr>
                 <w:rStyle w:val="IndexLink"/>
@@ -2782,7 +2782,7 @@
             </w:tabs>
             <w:rPr/>
           </w:pPr>
-          <w:hyperlink w:anchor="__RefHeading___Toc7441_3372087024" w:tooltip="Plate 8. Child EPI and Defaulter List">
+          <w:hyperlink w:anchor="__RefHeading___Toc7661_872120058" w:tooltip="Plate 8. Child EPI and Defaulter List">
             <w:r>
               <w:rPr>
                 <w:rStyle w:val="IndexLink"/>
@@ -2803,7 +2803,7 @@
             </w:tabs>
             <w:rPr/>
           </w:pPr>
-          <w:hyperlink w:anchor="__RefHeading___Toc7439_3372087024" w:tooltip="Plate 9. Referral Slip (RF-1)">
+          <w:hyperlink w:anchor="__RefHeading___Toc7659_872120058" w:tooltip="Plate 9. Referral Slip (RF-1)">
             <w:r>
               <w:rPr>
                 <w:rStyle w:val="IndexLink"/>
@@ -2824,7 +2824,7 @@
             </w:tabs>
             <w:rPr/>
           </w:pPr>
-          <w:hyperlink w:anchor="__RefHeading___Toc7437_3372087024" w:tooltip="Plate 10. FHSIS Morbidity Surveillance">
+          <w:hyperlink w:anchor="__RefHeading___Toc7657_872120058" w:tooltip="Plate 10. FHSIS Morbidity Surveillance">
             <w:r>
               <w:rPr>
                 <w:rStyle w:val="IndexLink"/>
@@ -2845,7 +2845,7 @@
             </w:tabs>
             <w:rPr/>
           </w:pPr>
-          <w:hyperlink w:anchor="__RefHeading___Toc7435_3372087024" w:tooltip="Plate 11. Workstation Diagnostics and Sync">
+          <w:hyperlink w:anchor="__RefHeading___Toc7655_872120058" w:tooltip="Plate 11. Workstation Diagnostics and Sync">
             <w:r>
               <w:rPr>
                 <w:rStyle w:val="IndexLink"/>
@@ -2866,7 +2866,7 @@
             </w:tabs>
             <w:rPr/>
           </w:pPr>
-          <w:hyperlink w:anchor="__RefHeading___Toc7433_3372087024" w:tooltip="Plate 12. User Accounts and Module Permissions">
+          <w:hyperlink w:anchor="__RefHeading___Toc7653_872120058" w:tooltip="Plate 12. User Accounts and Module Permissions">
             <w:r>
               <w:rPr>
                 <w:rStyle w:val="IndexLink"/>
@@ -3198,15 +3198,17 @@
         <w:tblLook w:val="04a0" w:firstRow="1" w:noVBand="1" w:lastRow="0" w:firstColumn="1" w:lastColumn="0" w:noHBand="0"/>
       </w:tblPr>
       <w:tblGrid>
-        <w:gridCol w:w="3120"/>
-        <w:gridCol w:w="3120"/>
-        <w:gridCol w:w="3120"/>
+        <w:gridCol w:w="1872"/>
+        <w:gridCol w:w="1872"/>
+        <w:gridCol w:w="1872"/>
+        <w:gridCol w:w="1872"/>
+        <w:gridCol w:w="1872"/>
       </w:tblGrid>
       <w:tr>
         <w:trPr/>
         <w:tc>
           <w:tcPr>
-            <w:tcW w:w="3120" w:type="dxa"/>
+            <w:tcW w:w="1872" w:type="dxa"/>
             <w:tcBorders>
               <w:top w:val="single" w:sz="6" w:space="0" w:color="000000"/>
               <w:left w:val="single" w:sz="6" w:space="0" w:color="000000"/>
@@ -3239,7 +3241,38 @@
         </w:tc>
         <w:tc>
           <w:tcPr>
-            <w:tcW w:w="3120" w:type="dxa"/>
+            <w:tcW w:w="1872" w:type="dxa"/>
+            <w:vMerge w:val="restart"/>
+            <w:tcBorders>
+              <w:bottom w:val="single" w:sz="6" w:space="0" w:color="000000"/>
+            </w:tcBorders>
+          </w:tcPr>
+          <w:p>
+            <w:pPr>
+              <w:pStyle w:val="Normal"/>
+              <w:widowControl/>
+              <w:spacing w:before="0" w:after="0"/>
+              <w:jc w:val="center"/>
+              <w:rPr>
+                <w:sz w:val="24"/>
+                <w:szCs w:val="24"/>
+                <w:lang w:val="en-US" w:eastAsia="en-US" w:bidi="ar-SA"/>
+              </w:rPr>
+            </w:pPr>
+            <w:r>
+              <w:rPr>
+                <w:b/>
+                <w:sz w:val="36"/>
+                <w:szCs w:val="24"/>
+                <w:lang w:val="en-US" w:eastAsia="en-US" w:bidi="ar-SA"/>
+              </w:rPr>
+              <w:t>→</w:t>
+            </w:r>
+          </w:p>
+        </w:tc>
+        <w:tc>
+          <w:tcPr>
+            <w:tcW w:w="1872" w:type="dxa"/>
             <w:tcBorders>
               <w:top w:val="single" w:sz="6" w:space="0" w:color="000000"/>
               <w:left w:val="single" w:sz="6" w:space="0" w:color="000000"/>
@@ -3272,7 +3305,38 @@
         </w:tc>
         <w:tc>
           <w:tcPr>
-            <w:tcW w:w="3120" w:type="dxa"/>
+            <w:tcW w:w="1872" w:type="dxa"/>
+            <w:vMerge w:val="restart"/>
+            <w:tcBorders>
+              <w:bottom w:val="single" w:sz="6" w:space="0" w:color="000000"/>
+            </w:tcBorders>
+          </w:tcPr>
+          <w:p>
+            <w:pPr>
+              <w:pStyle w:val="Normal"/>
+              <w:widowControl/>
+              <w:spacing w:before="0" w:after="0"/>
+              <w:jc w:val="center"/>
+              <w:rPr>
+                <w:sz w:val="24"/>
+                <w:szCs w:val="24"/>
+                <w:lang w:val="en-US" w:eastAsia="en-US" w:bidi="ar-SA"/>
+              </w:rPr>
+            </w:pPr>
+            <w:r>
+              <w:rPr>
+                <w:b/>
+                <w:sz w:val="36"/>
+                <w:szCs w:val="24"/>
+                <w:lang w:val="en-US" w:eastAsia="en-US" w:bidi="ar-SA"/>
+              </w:rPr>
+              <w:t>→</w:t>
+            </w:r>
+          </w:p>
+        </w:tc>
+        <w:tc>
+          <w:tcPr>
+            <w:tcW w:w="1872" w:type="dxa"/>
             <w:tcBorders>
               <w:top w:val="single" w:sz="6" w:space="0" w:color="000000"/>
               <w:left w:val="single" w:sz="6" w:space="0" w:color="000000"/>
@@ -3308,7 +3372,7 @@
         <w:trPr/>
         <w:tc>
           <w:tcPr>
-            <w:tcW w:w="3120" w:type="dxa"/>
+            <w:tcW w:w="1872" w:type="dxa"/>
             <w:tcBorders>
               <w:top w:val="single" w:sz="6" w:space="0" w:color="000000"/>
               <w:left w:val="single" w:sz="6" w:space="0" w:color="000000"/>
@@ -3406,7 +3470,39 @@
         </w:tc>
         <w:tc>
           <w:tcPr>
-            <w:tcW w:w="3120" w:type="dxa"/>
+            <w:tcW w:w="1872" w:type="dxa"/>
+            <w:vMerge w:val="continue"/>
+            <w:tcBorders>
+              <w:top w:val="single" w:sz="6" w:space="0" w:color="000000"/>
+              <w:left w:val="single" w:sz="6" w:space="0" w:color="000000"/>
+              <w:bottom w:val="single" w:sz="6" w:space="0" w:color="000000"/>
+              <w:right w:val="single" w:sz="6" w:space="0" w:color="000000"/>
+            </w:tcBorders>
+          </w:tcPr>
+          <w:p>
+            <w:pPr>
+              <w:pStyle w:val="Normal"/>
+              <w:widowControl/>
+              <w:spacing w:before="0" w:after="0"/>
+              <w:jc w:val="left"/>
+              <w:rPr>
+                <w:sz w:val="24"/>
+                <w:szCs w:val="24"/>
+                <w:lang w:val="en-US" w:eastAsia="en-US" w:bidi="ar-SA"/>
+              </w:rPr>
+            </w:pPr>
+            <w:r>
+              <w:rPr>
+                <w:sz w:val="24"/>
+                <w:szCs w:val="24"/>
+                <w:lang w:val="en-US" w:eastAsia="en-US" w:bidi="ar-SA"/>
+              </w:rPr>
+            </w:r>
+          </w:p>
+        </w:tc>
+        <w:tc>
+          <w:tcPr>
+            <w:tcW w:w="1872" w:type="dxa"/>
             <w:tcBorders>
               <w:top w:val="single" w:sz="6" w:space="0" w:color="000000"/>
               <w:left w:val="single" w:sz="6" w:space="0" w:color="000000"/>
@@ -3504,7 +3600,39 @@
         </w:tc>
         <w:tc>
           <w:tcPr>
-            <w:tcW w:w="3120" w:type="dxa"/>
+            <w:tcW w:w="1872" w:type="dxa"/>
+            <w:vMerge w:val="continue"/>
+            <w:tcBorders>
+              <w:top w:val="single" w:sz="6" w:space="0" w:color="000000"/>
+              <w:left w:val="single" w:sz="6" w:space="0" w:color="000000"/>
+              <w:bottom w:val="single" w:sz="6" w:space="0" w:color="000000"/>
+              <w:right w:val="single" w:sz="6" w:space="0" w:color="000000"/>
+            </w:tcBorders>
+          </w:tcPr>
+          <w:p>
+            <w:pPr>
+              <w:pStyle w:val="Normal"/>
+              <w:widowControl/>
+              <w:spacing w:before="0" w:after="0"/>
+              <w:jc w:val="left"/>
+              <w:rPr>
+                <w:sz w:val="24"/>
+                <w:szCs w:val="24"/>
+                <w:lang w:val="en-US" w:eastAsia="en-US" w:bidi="ar-SA"/>
+              </w:rPr>
+            </w:pPr>
+            <w:r>
+              <w:rPr>
+                <w:sz w:val="24"/>
+                <w:szCs w:val="24"/>
+                <w:lang w:val="en-US" w:eastAsia="en-US" w:bidi="ar-SA"/>
+              </w:rPr>
+            </w:r>
+          </w:p>
+        </w:tc>
+        <w:tc>
+          <w:tcPr>
+            <w:tcW w:w="1872" w:type="dxa"/>
             <w:tcBorders>
               <w:top w:val="single" w:sz="6" w:space="0" w:color="000000"/>
               <w:left w:val="single" w:sz="6" w:space="0" w:color="000000"/>
@@ -3596,7 +3724,7 @@
         <w:jc w:val="center"/>
         <w:rPr/>
       </w:pPr>
-      <w:bookmarkStart w:id="0" w:name="__RefHeading___Toc7421_3372087024"/>
+      <w:bookmarkStart w:id="0" w:name="__RefHeading___Toc7641_872120058"/>
       <w:bookmarkEnd w:id="0"/>
       <w:r>
         <w:rPr/>
@@ -4481,7 +4609,7 @@
         <w:pStyle w:val="TableCaption"/>
         <w:rPr/>
       </w:pPr>
-      <w:bookmarkStart w:id="1" w:name="__RefHeading___Toc7379_3372087024"/>
+      <w:bookmarkStart w:id="1" w:name="__RefHeading___Toc7599_872120058"/>
       <w:bookmarkEnd w:id="1"/>
       <w:r>
         <w:rPr/>
@@ -5044,7 +5172,7 @@
         <w:pStyle w:val="TableCaption"/>
         <w:rPr/>
       </w:pPr>
-      <w:bookmarkStart w:id="2" w:name="__RefHeading___Toc7419_3372087024"/>
+      <w:bookmarkStart w:id="2" w:name="__RefHeading___Toc7639_872120058"/>
       <w:bookmarkEnd w:id="2"/>
       <w:r>
         <w:rPr/>
@@ -5400,7 +5528,7 @@
         <w:jc w:val="center"/>
         <w:rPr/>
       </w:pPr>
-      <w:bookmarkStart w:id="3" w:name="__RefHeading___Toc7429_3372087024"/>
+      <w:bookmarkStart w:id="3" w:name="__RefHeading___Toc7649_872120058"/>
       <w:bookmarkEnd w:id="3"/>
       <w:r>
         <w:rPr/>
@@ -5627,7 +5755,7 @@
         <w:pStyle w:val="TableCaption"/>
         <w:rPr/>
       </w:pPr>
-      <w:bookmarkStart w:id="4" w:name="__RefHeading___Toc7417_3372087024"/>
+      <w:bookmarkStart w:id="4" w:name="__RefHeading___Toc7637_872120058"/>
       <w:bookmarkEnd w:id="4"/>
       <w:r>
         <w:rPr/>
@@ -6603,14 +6731,14 @@
           <w:b w:val="false"/>
           <w:i w:val="false"/>
         </w:rPr>
-        <w:t>The data gathering followed a systematic seven-stage procedure:</w:t>
+        <w:t>The data-gathering procedure began with securing the approval of the barangay officials and health personnel of Barangays Palaquio, Tabiog, and Babangcag to conduct the study in their respective health stations. Once permission was obtained, the researchers prepared the survey questionnaire and submitted it to the research adviser for content validation to ensure that the items were clear, relevant, and aligned with the objectives of the study.</w:t>
       </w:r>
     </w:p>
     <w:p>
       <w:pPr>
         <w:pStyle w:val="Normal"/>
         <w:spacing w:lineRule="auto" w:line="480" w:before="0" w:after="0"/>
-        <w:ind w:hanging="360" w:left="720"/>
+        <w:ind w:firstLine="720"/>
         <w:jc w:val="both"/>
         <w:rPr/>
       </w:pPr>
@@ -6619,28 +6747,14 @@
           <w:b w:val="false"/>
           <w:i w:val="false"/>
         </w:rPr>
-        <w:t xml:space="preserve">1. </w:t>
-      </w:r>
-      <w:r>
-        <w:rPr>
-          <w:b/>
-          <w:i w:val="false"/>
-        </w:rPr>
-        <w:t>Approval:</w:t>
-      </w:r>
-      <w:r>
-        <w:rPr>
-          <w:b w:val="false"/>
-          <w:i w:val="false"/>
-        </w:rPr>
-        <w:t xml:space="preserve"> Secured permission from the barangay officials and the health personnel of Barangays Palaquio, Tabiog, and Babangcag to conduct the study.</w:t>
+        <w:t>After the instrument was validated, a needs assessment was conducted. The researchers interviewed barangay health workers and midwives and administered Part I of the questionnaire to document the challenges encountered in the current manual health monitoring system. The data gathered during this stage served as the basis for the system requirements.</w:t>
       </w:r>
     </w:p>
     <w:p>
       <w:pPr>
         <w:pStyle w:val="Normal"/>
         <w:spacing w:lineRule="auto" w:line="480" w:before="0" w:after="0"/>
-        <w:ind w:hanging="360" w:left="720"/>
+        <w:ind w:firstLine="720"/>
         <w:jc w:val="both"/>
         <w:rPr/>
       </w:pPr>
@@ -6649,28 +6763,14 @@
           <w:b w:val="false"/>
           <w:i w:val="false"/>
         </w:rPr>
-        <w:t xml:space="preserve">2. </w:t>
-      </w:r>
-      <w:r>
-        <w:rPr>
-          <w:b/>
-          <w:i w:val="false"/>
-        </w:rPr>
-        <w:t>Instrument Preparation and Validation:</w:t>
-      </w:r>
-      <w:r>
-        <w:rPr>
-          <w:b w:val="false"/>
-          <w:i w:val="false"/>
-        </w:rPr>
-        <w:t xml:space="preserve"> Prepared the questionnaire and submitted it to the adviser for content validation.</w:t>
+        <w:t>The identified requirements were then translated into the system through the iterative phases of the Prototype Model: requirements gathering, quick design, prototyping, and testing with users. After each testing cycle, the feedback of the health workers was incorporated into the next prototype until the system was accepted for deployment.</w:t>
       </w:r>
     </w:p>
     <w:p>
       <w:pPr>
         <w:pStyle w:val="Normal"/>
         <w:spacing w:lineRule="auto" w:line="480" w:before="0" w:after="0"/>
-        <w:ind w:hanging="360" w:left="720"/>
+        <w:ind w:firstLine="720"/>
         <w:jc w:val="both"/>
         <w:rPr/>
       </w:pPr>
@@ -6679,28 +6779,14 @@
           <w:b w:val="false"/>
           <w:i w:val="false"/>
         </w:rPr>
-        <w:t xml:space="preserve">3. </w:t>
-      </w:r>
-      <w:r>
-        <w:rPr>
-          <w:b/>
-          <w:i w:val="false"/>
-        </w:rPr>
-        <w:t>Needs Assessment:</w:t>
-      </w:r>
-      <w:r>
-        <w:rPr>
-          <w:b w:val="false"/>
-          <w:i w:val="false"/>
-        </w:rPr>
-        <w:t xml:space="preserve"> Conducted interviews with barangay health workers and midwives and administered Part I of the questionnaire to document the challenges of the current manual system.</w:t>
+        <w:t>Following deployment, the respondents were oriented on how to use the system and were given a trial period to familiarize themselves with its features. At the end of the trial period, the evaluation part of the questionnaire (Part III) was administered to the same respondents to assess the system in terms of effectiveness, efficiency, and user-friendliness.</w:t>
       </w:r>
     </w:p>
     <w:p>
       <w:pPr>
         <w:pStyle w:val="Normal"/>
         <w:spacing w:lineRule="auto" w:line="480" w:before="0" w:after="0"/>
-        <w:ind w:hanging="360" w:left="720"/>
+        <w:ind w:firstLine="720"/>
         <w:jc w:val="both"/>
         <w:rPr/>
       </w:pPr>
@@ -6709,111 +6795,7 @@
           <w:b w:val="false"/>
           <w:i w:val="false"/>
         </w:rPr>
-        <w:t xml:space="preserve">4. </w:t>
-      </w:r>
-      <w:r>
-        <w:rPr>
-          <w:b/>
-          <w:i w:val="false"/>
-        </w:rPr>
-        <w:t>System Development:</w:t>
-      </w:r>
-      <w:r>
-        <w:rPr>
-          <w:b w:val="false"/>
-          <w:i w:val="false"/>
-        </w:rPr>
-        <w:t xml:space="preserve"> Translated the identified requirements into the system through the phases of the Prototype Model.</w:t>
-      </w:r>
-    </w:p>
-    <w:p>
-      <w:pPr>
-        <w:pStyle w:val="Normal"/>
-        <w:spacing w:lineRule="auto" w:line="480" w:before="0" w:after="0"/>
-        <w:ind w:hanging="360" w:left="720"/>
-        <w:jc w:val="both"/>
-        <w:rPr/>
-      </w:pPr>
-      <w:r>
-        <w:rPr>
-          <w:b w:val="false"/>
-          <w:i w:val="false"/>
-        </w:rPr>
-        <w:t xml:space="preserve">5. </w:t>
-      </w:r>
-      <w:r>
-        <w:rPr>
-          <w:b/>
-          <w:i w:val="false"/>
-        </w:rPr>
-        <w:t>Trial Use:</w:t>
-      </w:r>
-      <w:r>
-        <w:rPr>
-          <w:b w:val="false"/>
-          <w:i w:val="false"/>
-        </w:rPr>
-        <w:t xml:space="preserve"> Oriented the respondents on the use of the system and allowed them to use it during a trial period.</w:t>
-      </w:r>
-    </w:p>
-    <w:p>
-      <w:pPr>
-        <w:pStyle w:val="Normal"/>
-        <w:spacing w:lineRule="auto" w:line="480" w:before="0" w:after="0"/>
-        <w:ind w:hanging="360" w:left="720"/>
-        <w:jc w:val="both"/>
-        <w:rPr/>
-      </w:pPr>
-      <w:r>
-        <w:rPr>
-          <w:b w:val="false"/>
-          <w:i w:val="false"/>
-        </w:rPr>
-        <w:t xml:space="preserve">6. </w:t>
-      </w:r>
-      <w:r>
-        <w:rPr>
-          <w:b/>
-          <w:i w:val="false"/>
-        </w:rPr>
-        <w:t>Evaluation:</w:t>
-      </w:r>
-      <w:r>
-        <w:rPr>
-          <w:b w:val="false"/>
-          <w:i w:val="false"/>
-        </w:rPr>
-        <w:t xml:space="preserve"> Administered the evaluation part of the questionnaire to the same respondents.</w:t>
-      </w:r>
-    </w:p>
-    <w:p>
-      <w:pPr>
-        <w:pStyle w:val="Normal"/>
-        <w:spacing w:lineRule="auto" w:line="480" w:before="0" w:after="0"/>
-        <w:ind w:hanging="360" w:left="720"/>
-        <w:jc w:val="both"/>
-        <w:rPr/>
-      </w:pPr>
-      <w:r>
-        <w:rPr>
-          <w:b w:val="false"/>
-          <w:i w:val="false"/>
-        </w:rPr>
-        <w:t xml:space="preserve">7. </w:t>
-      </w:r>
-      <w:r>
-        <w:rPr>
-          <w:b/>
-          <w:i w:val="false"/>
-        </w:rPr>
-        <w:t>Data Processing:</w:t>
-      </w:r>
-      <w:r>
-        <w:rPr>
-          <w:b w:val="false"/>
-          <w:i w:val="false"/>
-        </w:rPr>
-        <w:t xml:space="preserve"> Encoded, tallied, and analyzed the responses using the statistical tools described below.</w:t>
+        <w:t>Finally, the collected responses were encoded, tallied, and analyzed using the statistical tools described in the succeeding section.</w:t>
       </w:r>
     </w:p>
     <w:p>
@@ -6911,7 +6893,7 @@
         <w:pStyle w:val="TableCaption"/>
         <w:rPr/>
       </w:pPr>
-      <w:bookmarkStart w:id="5" w:name="__RefHeading___Toc7415_3372087024"/>
+      <w:bookmarkStart w:id="5" w:name="__RefHeading___Toc7635_872120058"/>
       <w:bookmarkEnd w:id="5"/>
       <w:r>
         <w:rPr/>
@@ -7850,7 +7832,7 @@
         <w:pStyle w:val="TableCaption"/>
         <w:rPr/>
       </w:pPr>
-      <w:bookmarkStart w:id="6" w:name="__RefHeading___Toc7413_3372087024"/>
+      <w:bookmarkStart w:id="6" w:name="__RefHeading___Toc7633_872120058"/>
       <w:bookmarkEnd w:id="6"/>
       <w:r>
         <w:rPr/>
@@ -9300,20 +9282,243 @@
         <w:t>Table 5 presents the respondents’ assessment of health record management under the manual system. The submean of 4.16, interpreted as High, is the highest of the five areas. The difficulty of organizing and maintaining paper-based documents obtained the highest mean of the whole questionnaire, 4.34 (Very High), followed by the time needed to retrieve residents’ records, 4.25 (Very High). Maintaining accurate and up-to-date records (4.10), the effort of updating information (4.07), and records that are misplaced, lost, or damaged (4.02) were rated High.</w:t>
       </w:r>
     </w:p>
+    <w:tbl>
+      <w:tblPr>
+        <w:tblStyle w:val="TableGrid"/>
+        <w:tblW w:w="9360" w:type="dxa"/>
+        <w:jc w:val="center"/>
+        <w:tblInd w:w="0" w:type="dxa"/>
+        <w:tblLayout w:type="fixed"/>
+        <w:tblCellMar>
+          <w:top w:w="0" w:type="dxa"/>
+          <w:left w:w="7" w:type="dxa"/>
+          <w:bottom w:w="0" w:type="dxa"/>
+          <w:right w:w="7" w:type="dxa"/>
+        </w:tblCellMar>
+        <w:tblLook w:val="04a0" w:firstRow="1" w:noVBand="1" w:lastRow="0" w:firstColumn="1" w:lastColumn="0" w:noHBand="0"/>
+      </w:tblPr>
+      <w:tblGrid>
+        <w:gridCol w:w="3024"/>
+        <w:gridCol w:w="3024"/>
+        <w:gridCol w:w="3312"/>
+      </w:tblGrid>
+      <w:tr>
+        <w:trPr>
+          <w:cantSplit/>
+        </w:trPr>
+        <w:tc>
+          <w:tcPr>
+            <w:tcW w:w="3024" w:type="dxa"/>
+            <w:tcBorders>
+              <w:top w:val="single" w:sz="6" w:space="0" w:color="000000"/>
+              <w:left w:val="single" w:sz="6" w:space="0" w:color="000000"/>
+              <w:bottom w:val="single" w:sz="6" w:space="0" w:color="000000"/>
+              <w:right w:val="single" w:sz="6" w:space="0" w:color="000000"/>
+            </w:tcBorders>
+          </w:tcPr>
+          <w:p>
+            <w:pPr>
+              <w:pStyle w:val="Normal"/>
+              <w:widowControl/>
+              <w:spacing w:lineRule="auto" w:line="259" w:before="0" w:after="0"/>
+              <w:jc w:val="center"/>
+              <w:rPr>
+                <w:sz w:val="24"/>
+                <w:szCs w:val="24"/>
+                <w:lang w:val="en-US" w:eastAsia="en-US" w:bidi="ar-SA"/>
+              </w:rPr>
+            </w:pPr>
+            <w:r>
+              <w:rPr>
+                <w:b/>
+                <w:sz w:val="20"/>
+                <w:szCs w:val="24"/>
+                <w:lang w:val="en-US" w:eastAsia="en-US" w:bidi="ar-SA"/>
+              </w:rPr>
+              <w:t>Interpretation</w:t>
+            </w:r>
+          </w:p>
+        </w:tc>
+        <w:tc>
+          <w:tcPr>
+            <w:tcW w:w="3024" w:type="dxa"/>
+            <w:tcBorders>
+              <w:top w:val="single" w:sz="6" w:space="0" w:color="000000"/>
+              <w:left w:val="single" w:sz="6" w:space="0" w:color="000000"/>
+              <w:bottom w:val="single" w:sz="6" w:space="0" w:color="000000"/>
+              <w:right w:val="single" w:sz="6" w:space="0" w:color="000000"/>
+            </w:tcBorders>
+          </w:tcPr>
+          <w:p>
+            <w:pPr>
+              <w:pStyle w:val="Normal"/>
+              <w:widowControl/>
+              <w:spacing w:lineRule="auto" w:line="259" w:before="0" w:after="0"/>
+              <w:jc w:val="center"/>
+              <w:rPr>
+                <w:sz w:val="24"/>
+                <w:szCs w:val="24"/>
+                <w:lang w:val="en-US" w:eastAsia="en-US" w:bidi="ar-SA"/>
+              </w:rPr>
+            </w:pPr>
+            <w:r>
+              <w:rPr>
+                <w:b/>
+                <w:sz w:val="20"/>
+                <w:szCs w:val="24"/>
+                <w:lang w:val="en-US" w:eastAsia="en-US" w:bidi="ar-SA"/>
+              </w:rPr>
+              <w:t>Implication</w:t>
+            </w:r>
+          </w:p>
+        </w:tc>
+        <w:tc>
+          <w:tcPr>
+            <w:tcW w:w="3312" w:type="dxa"/>
+            <w:tcBorders>
+              <w:top w:val="single" w:sz="6" w:space="0" w:color="000000"/>
+              <w:left w:val="single" w:sz="6" w:space="0" w:color="000000"/>
+              <w:bottom w:val="single" w:sz="6" w:space="0" w:color="000000"/>
+              <w:right w:val="single" w:sz="6" w:space="0" w:color="000000"/>
+            </w:tcBorders>
+          </w:tcPr>
+          <w:p>
+            <w:pPr>
+              <w:pStyle w:val="Normal"/>
+              <w:widowControl/>
+              <w:spacing w:lineRule="auto" w:line="259" w:before="0" w:after="0"/>
+              <w:jc w:val="center"/>
+              <w:rPr>
+                <w:sz w:val="24"/>
+                <w:szCs w:val="24"/>
+                <w:lang w:val="en-US" w:eastAsia="en-US" w:bidi="ar-SA"/>
+              </w:rPr>
+            </w:pPr>
+            <w:r>
+              <w:rPr>
+                <w:b/>
+                <w:sz w:val="20"/>
+                <w:szCs w:val="24"/>
+                <w:lang w:val="en-US" w:eastAsia="en-US" w:bidi="ar-SA"/>
+              </w:rPr>
+              <w:t>Justification / RRL Support</w:t>
+            </w:r>
+          </w:p>
+        </w:tc>
+      </w:tr>
+      <w:tr>
+        <w:trPr>
+          <w:cantSplit/>
+        </w:trPr>
+        <w:tc>
+          <w:tcPr>
+            <w:tcW w:w="3024" w:type="dxa"/>
+            <w:tcBorders>
+              <w:top w:val="single" w:sz="6" w:space="0" w:color="000000"/>
+              <w:left w:val="single" w:sz="6" w:space="0" w:color="000000"/>
+              <w:bottom w:val="single" w:sz="6" w:space="0" w:color="000000"/>
+              <w:right w:val="single" w:sz="6" w:space="0" w:color="000000"/>
+            </w:tcBorders>
+          </w:tcPr>
+          <w:p>
+            <w:pPr>
+              <w:pStyle w:val="Normal"/>
+              <w:widowControl/>
+              <w:spacing w:lineRule="auto" w:line="259" w:before="0" w:after="0"/>
+              <w:jc w:val="left"/>
+              <w:rPr>
+                <w:sz w:val="24"/>
+                <w:szCs w:val="24"/>
+                <w:lang w:val="en-US" w:eastAsia="en-US" w:bidi="ar-SA"/>
+              </w:rPr>
+            </w:pPr>
+            <w:r>
+              <w:rPr>
+                <w:b w:val="false"/>
+                <w:sz w:val="20"/>
+                <w:szCs w:val="24"/>
+                <w:lang w:val="en-US" w:eastAsia="en-US" w:bidi="ar-SA"/>
+              </w:rPr>
+              <w:t>The submean of 4.16, interpreted as High, indicates that health workers experience considerable difficulty in organizing, maintaining, and retrieving paper-based health records.</w:t>
+            </w:r>
+          </w:p>
+        </w:tc>
+        <w:tc>
+          <w:tcPr>
+            <w:tcW w:w="3024" w:type="dxa"/>
+            <w:tcBorders>
+              <w:top w:val="single" w:sz="6" w:space="0" w:color="000000"/>
+              <w:left w:val="single" w:sz="6" w:space="0" w:color="000000"/>
+              <w:bottom w:val="single" w:sz="6" w:space="0" w:color="000000"/>
+              <w:right w:val="single" w:sz="6" w:space="0" w:color="000000"/>
+            </w:tcBorders>
+          </w:tcPr>
+          <w:p>
+            <w:pPr>
+              <w:pStyle w:val="Normal"/>
+              <w:widowControl/>
+              <w:spacing w:lineRule="auto" w:line="259" w:before="0" w:after="0"/>
+              <w:jc w:val="left"/>
+              <w:rPr>
+                <w:sz w:val="24"/>
+                <w:szCs w:val="24"/>
+                <w:lang w:val="en-US" w:eastAsia="en-US" w:bidi="ar-SA"/>
+              </w:rPr>
+            </w:pPr>
+            <w:r>
+              <w:rPr>
+                <w:b w:val="false"/>
+                <w:sz w:val="20"/>
+                <w:szCs w:val="24"/>
+                <w:lang w:val="en-US" w:eastAsia="en-US" w:bidi="ar-SA"/>
+              </w:rPr>
+              <w:t>This implies that the manual record-keeping system is a significant bottleneck that delays service delivery and increases the risk of lost or misplaced documents.</w:t>
+            </w:r>
+          </w:p>
+        </w:tc>
+        <w:tc>
+          <w:tcPr>
+            <w:tcW w:w="3312" w:type="dxa"/>
+            <w:tcBorders>
+              <w:top w:val="single" w:sz="6" w:space="0" w:color="000000"/>
+              <w:left w:val="single" w:sz="6" w:space="0" w:color="000000"/>
+              <w:bottom w:val="single" w:sz="6" w:space="0" w:color="000000"/>
+              <w:right w:val="single" w:sz="6" w:space="0" w:color="000000"/>
+            </w:tcBorders>
+          </w:tcPr>
+          <w:p>
+            <w:pPr>
+              <w:pStyle w:val="Normal"/>
+              <w:widowControl/>
+              <w:spacing w:lineRule="auto" w:line="259" w:before="0" w:after="0"/>
+              <w:jc w:val="left"/>
+              <w:rPr>
+                <w:sz w:val="24"/>
+                <w:szCs w:val="24"/>
+                <w:lang w:val="en-US" w:eastAsia="en-US" w:bidi="ar-SA"/>
+              </w:rPr>
+            </w:pPr>
+            <w:r>
+              <w:rPr>
+                <w:b w:val="false"/>
+                <w:sz w:val="20"/>
+                <w:szCs w:val="24"/>
+                <w:lang w:val="en-US" w:eastAsia="en-US" w:bidi="ar-SA"/>
+              </w:rPr>
+              <w:t>Batoon et al. (2022) and Altura et al. (2023) found that paper-based records in barangay health centers cause redundancy, loss, and slow retrieval. A central, searchable electronic record for every resident addresses these issues directly.</w:t>
+            </w:r>
+          </w:p>
+        </w:tc>
+      </w:tr>
+    </w:tbl>
     <w:p>
       <w:pPr>
         <w:pStyle w:val="Normal"/>
-        <w:spacing w:lineRule="auto" w:line="480" w:before="0" w:after="0"/>
-        <w:ind w:firstLine="720"/>
-        <w:jc w:val="both"/>
+        <w:spacing w:before="0" w:after="0"/>
         <w:rPr/>
       </w:pPr>
       <w:r>
-        <w:rPr>
-          <w:b w:val="false"/>
-          <w:i w:val="false"/>
-        </w:rPr>
-        <w:t>These findings agree with Batoon et al. (2022) and Altura et al. (2023), who found that paper-based records in barangay health centers cause redundancy, loss, and slow retrieval. The findings suggest the need for a central, searchable record for every resident, which the system provides through the resident registry and the Unique Patient Identifier.</w:t>
+        <w:rPr/>
       </w:r>
     </w:p>
     <w:p>
@@ -9321,7 +9526,7 @@
         <w:pStyle w:val="TableCaption"/>
         <w:rPr/>
       </w:pPr>
-      <w:bookmarkStart w:id="7" w:name="__RefHeading___Toc7411_3372087024"/>
+      <w:bookmarkStart w:id="7" w:name="__RefHeading___Toc7631_872120058"/>
       <w:bookmarkEnd w:id="7"/>
       <w:r>
         <w:rPr/>
@@ -10771,20 +10976,243 @@
         <w:t>Table 6 presents the respondents’ assessment of the monitoring of residents’ health. The submean of 4.00, interpreted as High, suggests that health workers find it difficult to follow up residents using manual records. Identifying residents who require follow-up consultations obtained the highest mean in this area (4.04), followed by monitoring the health status of residents (4.02) and tracking residents with recurring illnesses (4.02). Keeping track of scheduled check-ups (3.96) and monitoring vaccination records (3.95) were rated lower but still High.</w:t>
       </w:r>
     </w:p>
+    <w:tbl>
+      <w:tblPr>
+        <w:tblStyle w:val="TableGrid"/>
+        <w:tblW w:w="9360" w:type="dxa"/>
+        <w:jc w:val="center"/>
+        <w:tblInd w:w="0" w:type="dxa"/>
+        <w:tblLayout w:type="fixed"/>
+        <w:tblCellMar>
+          <w:top w:w="0" w:type="dxa"/>
+          <w:left w:w="7" w:type="dxa"/>
+          <w:bottom w:w="0" w:type="dxa"/>
+          <w:right w:w="7" w:type="dxa"/>
+        </w:tblCellMar>
+        <w:tblLook w:val="04a0" w:firstRow="1" w:noVBand="1" w:lastRow="0" w:firstColumn="1" w:lastColumn="0" w:noHBand="0"/>
+      </w:tblPr>
+      <w:tblGrid>
+        <w:gridCol w:w="3024"/>
+        <w:gridCol w:w="3024"/>
+        <w:gridCol w:w="3312"/>
+      </w:tblGrid>
+      <w:tr>
+        <w:trPr>
+          <w:cantSplit/>
+        </w:trPr>
+        <w:tc>
+          <w:tcPr>
+            <w:tcW w:w="3024" w:type="dxa"/>
+            <w:tcBorders>
+              <w:top w:val="single" w:sz="6" w:space="0" w:color="000000"/>
+              <w:left w:val="single" w:sz="6" w:space="0" w:color="000000"/>
+              <w:bottom w:val="single" w:sz="6" w:space="0" w:color="000000"/>
+              <w:right w:val="single" w:sz="6" w:space="0" w:color="000000"/>
+            </w:tcBorders>
+          </w:tcPr>
+          <w:p>
+            <w:pPr>
+              <w:pStyle w:val="Normal"/>
+              <w:widowControl/>
+              <w:spacing w:lineRule="auto" w:line="259" w:before="0" w:after="0"/>
+              <w:jc w:val="center"/>
+              <w:rPr>
+                <w:sz w:val="24"/>
+                <w:szCs w:val="24"/>
+                <w:lang w:val="en-US" w:eastAsia="en-US" w:bidi="ar-SA"/>
+              </w:rPr>
+            </w:pPr>
+            <w:r>
+              <w:rPr>
+                <w:b/>
+                <w:sz w:val="20"/>
+                <w:szCs w:val="24"/>
+                <w:lang w:val="en-US" w:eastAsia="en-US" w:bidi="ar-SA"/>
+              </w:rPr>
+              <w:t>Interpretation</w:t>
+            </w:r>
+          </w:p>
+        </w:tc>
+        <w:tc>
+          <w:tcPr>
+            <w:tcW w:w="3024" w:type="dxa"/>
+            <w:tcBorders>
+              <w:top w:val="single" w:sz="6" w:space="0" w:color="000000"/>
+              <w:left w:val="single" w:sz="6" w:space="0" w:color="000000"/>
+              <w:bottom w:val="single" w:sz="6" w:space="0" w:color="000000"/>
+              <w:right w:val="single" w:sz="6" w:space="0" w:color="000000"/>
+            </w:tcBorders>
+          </w:tcPr>
+          <w:p>
+            <w:pPr>
+              <w:pStyle w:val="Normal"/>
+              <w:widowControl/>
+              <w:spacing w:lineRule="auto" w:line="259" w:before="0" w:after="0"/>
+              <w:jc w:val="center"/>
+              <w:rPr>
+                <w:sz w:val="24"/>
+                <w:szCs w:val="24"/>
+                <w:lang w:val="en-US" w:eastAsia="en-US" w:bidi="ar-SA"/>
+              </w:rPr>
+            </w:pPr>
+            <w:r>
+              <w:rPr>
+                <w:b/>
+                <w:sz w:val="20"/>
+                <w:szCs w:val="24"/>
+                <w:lang w:val="en-US" w:eastAsia="en-US" w:bidi="ar-SA"/>
+              </w:rPr>
+              <w:t>Implication</w:t>
+            </w:r>
+          </w:p>
+        </w:tc>
+        <w:tc>
+          <w:tcPr>
+            <w:tcW w:w="3312" w:type="dxa"/>
+            <w:tcBorders>
+              <w:top w:val="single" w:sz="6" w:space="0" w:color="000000"/>
+              <w:left w:val="single" w:sz="6" w:space="0" w:color="000000"/>
+              <w:bottom w:val="single" w:sz="6" w:space="0" w:color="000000"/>
+              <w:right w:val="single" w:sz="6" w:space="0" w:color="000000"/>
+            </w:tcBorders>
+          </w:tcPr>
+          <w:p>
+            <w:pPr>
+              <w:pStyle w:val="Normal"/>
+              <w:widowControl/>
+              <w:spacing w:lineRule="auto" w:line="259" w:before="0" w:after="0"/>
+              <w:jc w:val="center"/>
+              <w:rPr>
+                <w:sz w:val="24"/>
+                <w:szCs w:val="24"/>
+                <w:lang w:val="en-US" w:eastAsia="en-US" w:bidi="ar-SA"/>
+              </w:rPr>
+            </w:pPr>
+            <w:r>
+              <w:rPr>
+                <w:b/>
+                <w:sz w:val="20"/>
+                <w:szCs w:val="24"/>
+                <w:lang w:val="en-US" w:eastAsia="en-US" w:bidi="ar-SA"/>
+              </w:rPr>
+              <w:t>Justification / RRL Support</w:t>
+            </w:r>
+          </w:p>
+        </w:tc>
+      </w:tr>
+      <w:tr>
+        <w:trPr>
+          <w:cantSplit/>
+        </w:trPr>
+        <w:tc>
+          <w:tcPr>
+            <w:tcW w:w="3024" w:type="dxa"/>
+            <w:tcBorders>
+              <w:top w:val="single" w:sz="6" w:space="0" w:color="000000"/>
+              <w:left w:val="single" w:sz="6" w:space="0" w:color="000000"/>
+              <w:bottom w:val="single" w:sz="6" w:space="0" w:color="000000"/>
+              <w:right w:val="single" w:sz="6" w:space="0" w:color="000000"/>
+            </w:tcBorders>
+          </w:tcPr>
+          <w:p>
+            <w:pPr>
+              <w:pStyle w:val="Normal"/>
+              <w:widowControl/>
+              <w:spacing w:lineRule="auto" w:line="259" w:before="0" w:after="0"/>
+              <w:jc w:val="left"/>
+              <w:rPr>
+                <w:sz w:val="24"/>
+                <w:szCs w:val="24"/>
+                <w:lang w:val="en-US" w:eastAsia="en-US" w:bidi="ar-SA"/>
+              </w:rPr>
+            </w:pPr>
+            <w:r>
+              <w:rPr>
+                <w:b w:val="false"/>
+                <w:sz w:val="20"/>
+                <w:szCs w:val="24"/>
+                <w:lang w:val="en-US" w:eastAsia="en-US" w:bidi="ar-SA"/>
+              </w:rPr>
+              <w:t>The submean of 4.00, interpreted as High, suggests that health workers find it difficult to identify and follow up residents who require consultations using manual records.</w:t>
+            </w:r>
+          </w:p>
+        </w:tc>
+        <w:tc>
+          <w:tcPr>
+            <w:tcW w:w="3024" w:type="dxa"/>
+            <w:tcBorders>
+              <w:top w:val="single" w:sz="6" w:space="0" w:color="000000"/>
+              <w:left w:val="single" w:sz="6" w:space="0" w:color="000000"/>
+              <w:bottom w:val="single" w:sz="6" w:space="0" w:color="000000"/>
+              <w:right w:val="single" w:sz="6" w:space="0" w:color="000000"/>
+            </w:tcBorders>
+          </w:tcPr>
+          <w:p>
+            <w:pPr>
+              <w:pStyle w:val="Normal"/>
+              <w:widowControl/>
+              <w:spacing w:lineRule="auto" w:line="259" w:before="0" w:after="0"/>
+              <w:jc w:val="left"/>
+              <w:rPr>
+                <w:sz w:val="24"/>
+                <w:szCs w:val="24"/>
+                <w:lang w:val="en-US" w:eastAsia="en-US" w:bidi="ar-SA"/>
+              </w:rPr>
+            </w:pPr>
+            <w:r>
+              <w:rPr>
+                <w:b w:val="false"/>
+                <w:sz w:val="20"/>
+                <w:szCs w:val="24"/>
+                <w:lang w:val="en-US" w:eastAsia="en-US" w:bidi="ar-SA"/>
+              </w:rPr>
+              <w:t>This implies that residents with chronic conditions, abnormal vital signs, or missed vaccinations may not receive timely follow-up, potentially leading to poorer health outcomes.</w:t>
+            </w:r>
+          </w:p>
+        </w:tc>
+        <w:tc>
+          <w:tcPr>
+            <w:tcW w:w="3312" w:type="dxa"/>
+            <w:tcBorders>
+              <w:top w:val="single" w:sz="6" w:space="0" w:color="000000"/>
+              <w:left w:val="single" w:sz="6" w:space="0" w:color="000000"/>
+              <w:bottom w:val="single" w:sz="6" w:space="0" w:color="000000"/>
+              <w:right w:val="single" w:sz="6" w:space="0" w:color="000000"/>
+            </w:tcBorders>
+          </w:tcPr>
+          <w:p>
+            <w:pPr>
+              <w:pStyle w:val="Normal"/>
+              <w:widowControl/>
+              <w:spacing w:lineRule="auto" w:line="259" w:before="0" w:after="0"/>
+              <w:jc w:val="left"/>
+              <w:rPr>
+                <w:sz w:val="24"/>
+                <w:szCs w:val="24"/>
+                <w:lang w:val="en-US" w:eastAsia="en-US" w:bidi="ar-SA"/>
+              </w:rPr>
+            </w:pPr>
+            <w:r>
+              <w:rPr>
+                <w:b w:val="false"/>
+                <w:sz w:val="20"/>
+                <w:szCs w:val="24"/>
+                <w:lang w:val="en-US" w:eastAsia="en-US" w:bidi="ar-SA"/>
+              </w:rPr>
+              <w:t>Garcia et al. (2021) emphasized the importance of automated flagging systems in primary care settings. Automatic triage of vital signs and computed defaulter lists ensure that no resident requiring follow-up is overlooked.</w:t>
+            </w:r>
+          </w:p>
+        </w:tc>
+      </w:tr>
+    </w:tbl>
     <w:p>
       <w:pPr>
         <w:pStyle w:val="Normal"/>
-        <w:spacing w:lineRule="auto" w:line="480" w:before="0" w:after="0"/>
-        <w:ind w:firstLine="720"/>
-        <w:jc w:val="both"/>
+        <w:spacing w:before="0" w:after="0"/>
         <w:rPr/>
       </w:pPr>
       <w:r>
-        <w:rPr>
-          <w:b w:val="false"/>
-          <w:i w:val="false"/>
-        </w:rPr>
-        <w:t>Because paper records are not organized by risk, health workers cannot easily see which residents need attention. The findings suggest that the system could support monitoring through automatic flagging of abnormal vital signs and high-risk pregnancies and an automatically computed list of children who missed their vaccinations.</w:t>
+        <w:rPr/>
       </w:r>
     </w:p>
     <w:p>
@@ -10792,7 +11220,7 @@
         <w:pStyle w:val="TableCaption"/>
         <w:rPr/>
       </w:pPr>
-      <w:bookmarkStart w:id="8" w:name="__RefHeading___Toc7409_3372087024"/>
+      <w:bookmarkStart w:id="8" w:name="__RefHeading___Toc7629_872120058"/>
       <w:bookmarkEnd w:id="8"/>
       <w:r>
         <w:rPr/>
@@ -12138,20 +12566,243 @@
         <w:t>Table 7 presents the respondents’ assessment of data accuracy and consistency. The submean of 3.93 is interpreted as High. The respondents agreed most that manual recording increases the possibility of errors (4.05) and that duplicate records may occur (4.00). Incomplete information (3.82) and the time needed to compare information across documents (3.86) obtained the lowest means of the questionnaire, although both remain High.</w:t>
       </w:r>
     </w:p>
+    <w:tbl>
+      <w:tblPr>
+        <w:tblStyle w:val="TableGrid"/>
+        <w:tblW w:w="9360" w:type="dxa"/>
+        <w:jc w:val="center"/>
+        <w:tblInd w:w="0" w:type="dxa"/>
+        <w:tblLayout w:type="fixed"/>
+        <w:tblCellMar>
+          <w:top w:w="0" w:type="dxa"/>
+          <w:left w:w="7" w:type="dxa"/>
+          <w:bottom w:w="0" w:type="dxa"/>
+          <w:right w:w="7" w:type="dxa"/>
+        </w:tblCellMar>
+        <w:tblLook w:val="04a0" w:firstRow="1" w:noVBand="1" w:lastRow="0" w:firstColumn="1" w:lastColumn="0" w:noHBand="0"/>
+      </w:tblPr>
+      <w:tblGrid>
+        <w:gridCol w:w="3024"/>
+        <w:gridCol w:w="3024"/>
+        <w:gridCol w:w="3312"/>
+      </w:tblGrid>
+      <w:tr>
+        <w:trPr>
+          <w:cantSplit/>
+        </w:trPr>
+        <w:tc>
+          <w:tcPr>
+            <w:tcW w:w="3024" w:type="dxa"/>
+            <w:tcBorders>
+              <w:top w:val="single" w:sz="6" w:space="0" w:color="000000"/>
+              <w:left w:val="single" w:sz="6" w:space="0" w:color="000000"/>
+              <w:bottom w:val="single" w:sz="6" w:space="0" w:color="000000"/>
+              <w:right w:val="single" w:sz="6" w:space="0" w:color="000000"/>
+            </w:tcBorders>
+          </w:tcPr>
+          <w:p>
+            <w:pPr>
+              <w:pStyle w:val="Normal"/>
+              <w:widowControl/>
+              <w:spacing w:lineRule="auto" w:line="259" w:before="0" w:after="0"/>
+              <w:jc w:val="center"/>
+              <w:rPr>
+                <w:sz w:val="24"/>
+                <w:szCs w:val="24"/>
+                <w:lang w:val="en-US" w:eastAsia="en-US" w:bidi="ar-SA"/>
+              </w:rPr>
+            </w:pPr>
+            <w:r>
+              <w:rPr>
+                <w:b/>
+                <w:sz w:val="20"/>
+                <w:szCs w:val="24"/>
+                <w:lang w:val="en-US" w:eastAsia="en-US" w:bidi="ar-SA"/>
+              </w:rPr>
+              <w:t>Interpretation</w:t>
+            </w:r>
+          </w:p>
+        </w:tc>
+        <w:tc>
+          <w:tcPr>
+            <w:tcW w:w="3024" w:type="dxa"/>
+            <w:tcBorders>
+              <w:top w:val="single" w:sz="6" w:space="0" w:color="000000"/>
+              <w:left w:val="single" w:sz="6" w:space="0" w:color="000000"/>
+              <w:bottom w:val="single" w:sz="6" w:space="0" w:color="000000"/>
+              <w:right w:val="single" w:sz="6" w:space="0" w:color="000000"/>
+            </w:tcBorders>
+          </w:tcPr>
+          <w:p>
+            <w:pPr>
+              <w:pStyle w:val="Normal"/>
+              <w:widowControl/>
+              <w:spacing w:lineRule="auto" w:line="259" w:before="0" w:after="0"/>
+              <w:jc w:val="center"/>
+              <w:rPr>
+                <w:sz w:val="24"/>
+                <w:szCs w:val="24"/>
+                <w:lang w:val="en-US" w:eastAsia="en-US" w:bidi="ar-SA"/>
+              </w:rPr>
+            </w:pPr>
+            <w:r>
+              <w:rPr>
+                <w:b/>
+                <w:sz w:val="20"/>
+                <w:szCs w:val="24"/>
+                <w:lang w:val="en-US" w:eastAsia="en-US" w:bidi="ar-SA"/>
+              </w:rPr>
+              <w:t>Implication</w:t>
+            </w:r>
+          </w:p>
+        </w:tc>
+        <w:tc>
+          <w:tcPr>
+            <w:tcW w:w="3312" w:type="dxa"/>
+            <w:tcBorders>
+              <w:top w:val="single" w:sz="6" w:space="0" w:color="000000"/>
+              <w:left w:val="single" w:sz="6" w:space="0" w:color="000000"/>
+              <w:bottom w:val="single" w:sz="6" w:space="0" w:color="000000"/>
+              <w:right w:val="single" w:sz="6" w:space="0" w:color="000000"/>
+            </w:tcBorders>
+          </w:tcPr>
+          <w:p>
+            <w:pPr>
+              <w:pStyle w:val="Normal"/>
+              <w:widowControl/>
+              <w:spacing w:lineRule="auto" w:line="259" w:before="0" w:after="0"/>
+              <w:jc w:val="center"/>
+              <w:rPr>
+                <w:sz w:val="24"/>
+                <w:szCs w:val="24"/>
+                <w:lang w:val="en-US" w:eastAsia="en-US" w:bidi="ar-SA"/>
+              </w:rPr>
+            </w:pPr>
+            <w:r>
+              <w:rPr>
+                <w:b/>
+                <w:sz w:val="20"/>
+                <w:szCs w:val="24"/>
+                <w:lang w:val="en-US" w:eastAsia="en-US" w:bidi="ar-SA"/>
+              </w:rPr>
+              <w:t>Justification / RRL Support</w:t>
+            </w:r>
+          </w:p>
+        </w:tc>
+      </w:tr>
+      <w:tr>
+        <w:trPr>
+          <w:cantSplit/>
+        </w:trPr>
+        <w:tc>
+          <w:tcPr>
+            <w:tcW w:w="3024" w:type="dxa"/>
+            <w:tcBorders>
+              <w:top w:val="single" w:sz="6" w:space="0" w:color="000000"/>
+              <w:left w:val="single" w:sz="6" w:space="0" w:color="000000"/>
+              <w:bottom w:val="single" w:sz="6" w:space="0" w:color="000000"/>
+              <w:right w:val="single" w:sz="6" w:space="0" w:color="000000"/>
+            </w:tcBorders>
+          </w:tcPr>
+          <w:p>
+            <w:pPr>
+              <w:pStyle w:val="Normal"/>
+              <w:widowControl/>
+              <w:spacing w:lineRule="auto" w:line="259" w:before="0" w:after="0"/>
+              <w:jc w:val="left"/>
+              <w:rPr>
+                <w:sz w:val="24"/>
+                <w:szCs w:val="24"/>
+                <w:lang w:val="en-US" w:eastAsia="en-US" w:bidi="ar-SA"/>
+              </w:rPr>
+            </w:pPr>
+            <w:r>
+              <w:rPr>
+                <w:b w:val="false"/>
+                <w:sz w:val="20"/>
+                <w:szCs w:val="24"/>
+                <w:lang w:val="en-US" w:eastAsia="en-US" w:bidi="ar-SA"/>
+              </w:rPr>
+              <w:t>The submean of 3.93, interpreted as High, indicates that manual recording increases the possibility of errors, duplicate entries, and incomplete information.</w:t>
+            </w:r>
+          </w:p>
+        </w:tc>
+        <w:tc>
+          <w:tcPr>
+            <w:tcW w:w="3024" w:type="dxa"/>
+            <w:tcBorders>
+              <w:top w:val="single" w:sz="6" w:space="0" w:color="000000"/>
+              <w:left w:val="single" w:sz="6" w:space="0" w:color="000000"/>
+              <w:bottom w:val="single" w:sz="6" w:space="0" w:color="000000"/>
+              <w:right w:val="single" w:sz="6" w:space="0" w:color="000000"/>
+            </w:tcBorders>
+          </w:tcPr>
+          <w:p>
+            <w:pPr>
+              <w:pStyle w:val="Normal"/>
+              <w:widowControl/>
+              <w:spacing w:lineRule="auto" w:line="259" w:before="0" w:after="0"/>
+              <w:jc w:val="left"/>
+              <w:rPr>
+                <w:sz w:val="24"/>
+                <w:szCs w:val="24"/>
+                <w:lang w:val="en-US" w:eastAsia="en-US" w:bidi="ar-SA"/>
+              </w:rPr>
+            </w:pPr>
+            <w:r>
+              <w:rPr>
+                <w:b w:val="false"/>
+                <w:sz w:val="20"/>
+                <w:szCs w:val="24"/>
+                <w:lang w:val="en-US" w:eastAsia="en-US" w:bidi="ar-SA"/>
+              </w:rPr>
+              <w:t>This implies that data quality under the manual system is unreliable, which compromises the accuracy of health reports and clinical decisions based on those records.</w:t>
+            </w:r>
+          </w:p>
+        </w:tc>
+        <w:tc>
+          <w:tcPr>
+            <w:tcW w:w="3312" w:type="dxa"/>
+            <w:tcBorders>
+              <w:top w:val="single" w:sz="6" w:space="0" w:color="000000"/>
+              <w:left w:val="single" w:sz="6" w:space="0" w:color="000000"/>
+              <w:bottom w:val="single" w:sz="6" w:space="0" w:color="000000"/>
+              <w:right w:val="single" w:sz="6" w:space="0" w:color="000000"/>
+            </w:tcBorders>
+          </w:tcPr>
+          <w:p>
+            <w:pPr>
+              <w:pStyle w:val="Normal"/>
+              <w:widowControl/>
+              <w:spacing w:lineRule="auto" w:line="259" w:before="0" w:after="0"/>
+              <w:jc w:val="left"/>
+              <w:rPr>
+                <w:sz w:val="24"/>
+                <w:szCs w:val="24"/>
+                <w:lang w:val="en-US" w:eastAsia="en-US" w:bidi="ar-SA"/>
+              </w:rPr>
+            </w:pPr>
+            <w:r>
+              <w:rPr>
+                <w:b w:val="false"/>
+                <w:sz w:val="20"/>
+                <w:szCs w:val="24"/>
+                <w:lang w:val="en-US" w:eastAsia="en-US" w:bidi="ar-SA"/>
+              </w:rPr>
+              <w:t>Sumaylo (2013) noted that manual health records are prone to transcription errors and inconsistencies. Field validation, automatic BMI computation, duplicate detection via Soundex, and required fields mitigate these problems.</w:t>
+            </w:r>
+          </w:p>
+        </w:tc>
+      </w:tr>
+    </w:tbl>
     <w:p>
       <w:pPr>
         <w:pStyle w:val="Normal"/>
-        <w:spacing w:lineRule="auto" w:line="480" w:before="0" w:after="0"/>
-        <w:ind w:firstLine="720"/>
-        <w:jc w:val="both"/>
+        <w:spacing w:before="0" w:after="0"/>
         <w:rPr/>
       </w:pPr>
       <w:r>
-        <w:rPr>
-          <w:b w:val="false"/>
-          <w:i w:val="false"/>
-        </w:rPr>
-        <w:t>These results support validation of required fields, automatic computation of values such as body mass index and expected date of delivery, and a duplicate check during registration, so that the same resident is not recorded twice under slightly different spellings.</w:t>
+        <w:rPr/>
       </w:r>
     </w:p>
     <w:p>
@@ -12159,7 +12810,7 @@
         <w:pStyle w:val="TableCaption"/>
         <w:rPr/>
       </w:pPr>
-      <w:bookmarkStart w:id="9" w:name="__RefHeading___Toc7407_3372087024"/>
+      <w:bookmarkStart w:id="9" w:name="__RefHeading___Toc7627_872120058"/>
       <w:bookmarkEnd w:id="9"/>
       <w:r>
         <w:rPr/>
@@ -13505,20 +14156,243 @@
         <w:t>Table 8 presents the respondents’ assessment of reporting and information retrieval. The submean of 3.96 is interpreted as High. Accessing historical health information for decision-making obtained the highest mean (4.00), followed by generating updated statistics (3.98), preparing health reports for the barangay or municipal health office (3.93), and consolidating data from different records (3.93).</w:t>
       </w:r>
     </w:p>
+    <w:tbl>
+      <w:tblPr>
+        <w:tblStyle w:val="TableGrid"/>
+        <w:tblW w:w="9360" w:type="dxa"/>
+        <w:jc w:val="center"/>
+        <w:tblInd w:w="0" w:type="dxa"/>
+        <w:tblLayout w:type="fixed"/>
+        <w:tblCellMar>
+          <w:top w:w="0" w:type="dxa"/>
+          <w:left w:w="7" w:type="dxa"/>
+          <w:bottom w:w="0" w:type="dxa"/>
+          <w:right w:w="7" w:type="dxa"/>
+        </w:tblCellMar>
+        <w:tblLook w:val="04a0" w:firstRow="1" w:noVBand="1" w:lastRow="0" w:firstColumn="1" w:lastColumn="0" w:noHBand="0"/>
+      </w:tblPr>
+      <w:tblGrid>
+        <w:gridCol w:w="3024"/>
+        <w:gridCol w:w="3024"/>
+        <w:gridCol w:w="3312"/>
+      </w:tblGrid>
+      <w:tr>
+        <w:trPr>
+          <w:cantSplit/>
+        </w:trPr>
+        <w:tc>
+          <w:tcPr>
+            <w:tcW w:w="3024" w:type="dxa"/>
+            <w:tcBorders>
+              <w:top w:val="single" w:sz="6" w:space="0" w:color="000000"/>
+              <w:left w:val="single" w:sz="6" w:space="0" w:color="000000"/>
+              <w:bottom w:val="single" w:sz="6" w:space="0" w:color="000000"/>
+              <w:right w:val="single" w:sz="6" w:space="0" w:color="000000"/>
+            </w:tcBorders>
+          </w:tcPr>
+          <w:p>
+            <w:pPr>
+              <w:pStyle w:val="Normal"/>
+              <w:widowControl/>
+              <w:spacing w:lineRule="auto" w:line="259" w:before="0" w:after="0"/>
+              <w:jc w:val="center"/>
+              <w:rPr>
+                <w:sz w:val="24"/>
+                <w:szCs w:val="24"/>
+                <w:lang w:val="en-US" w:eastAsia="en-US" w:bidi="ar-SA"/>
+              </w:rPr>
+            </w:pPr>
+            <w:r>
+              <w:rPr>
+                <w:b/>
+                <w:sz w:val="20"/>
+                <w:szCs w:val="24"/>
+                <w:lang w:val="en-US" w:eastAsia="en-US" w:bidi="ar-SA"/>
+              </w:rPr>
+              <w:t>Interpretation</w:t>
+            </w:r>
+          </w:p>
+        </w:tc>
+        <w:tc>
+          <w:tcPr>
+            <w:tcW w:w="3024" w:type="dxa"/>
+            <w:tcBorders>
+              <w:top w:val="single" w:sz="6" w:space="0" w:color="000000"/>
+              <w:left w:val="single" w:sz="6" w:space="0" w:color="000000"/>
+              <w:bottom w:val="single" w:sz="6" w:space="0" w:color="000000"/>
+              <w:right w:val="single" w:sz="6" w:space="0" w:color="000000"/>
+            </w:tcBorders>
+          </w:tcPr>
+          <w:p>
+            <w:pPr>
+              <w:pStyle w:val="Normal"/>
+              <w:widowControl/>
+              <w:spacing w:lineRule="auto" w:line="259" w:before="0" w:after="0"/>
+              <w:jc w:val="center"/>
+              <w:rPr>
+                <w:sz w:val="24"/>
+                <w:szCs w:val="24"/>
+                <w:lang w:val="en-US" w:eastAsia="en-US" w:bidi="ar-SA"/>
+              </w:rPr>
+            </w:pPr>
+            <w:r>
+              <w:rPr>
+                <w:b/>
+                <w:sz w:val="20"/>
+                <w:szCs w:val="24"/>
+                <w:lang w:val="en-US" w:eastAsia="en-US" w:bidi="ar-SA"/>
+              </w:rPr>
+              <w:t>Implication</w:t>
+            </w:r>
+          </w:p>
+        </w:tc>
+        <w:tc>
+          <w:tcPr>
+            <w:tcW w:w="3312" w:type="dxa"/>
+            <w:tcBorders>
+              <w:top w:val="single" w:sz="6" w:space="0" w:color="000000"/>
+              <w:left w:val="single" w:sz="6" w:space="0" w:color="000000"/>
+              <w:bottom w:val="single" w:sz="6" w:space="0" w:color="000000"/>
+              <w:right w:val="single" w:sz="6" w:space="0" w:color="000000"/>
+            </w:tcBorders>
+          </w:tcPr>
+          <w:p>
+            <w:pPr>
+              <w:pStyle w:val="Normal"/>
+              <w:widowControl/>
+              <w:spacing w:lineRule="auto" w:line="259" w:before="0" w:after="0"/>
+              <w:jc w:val="center"/>
+              <w:rPr>
+                <w:sz w:val="24"/>
+                <w:szCs w:val="24"/>
+                <w:lang w:val="en-US" w:eastAsia="en-US" w:bidi="ar-SA"/>
+              </w:rPr>
+            </w:pPr>
+            <w:r>
+              <w:rPr>
+                <w:b/>
+                <w:sz w:val="20"/>
+                <w:szCs w:val="24"/>
+                <w:lang w:val="en-US" w:eastAsia="en-US" w:bidi="ar-SA"/>
+              </w:rPr>
+              <w:t>Justification / RRL Support</w:t>
+            </w:r>
+          </w:p>
+        </w:tc>
+      </w:tr>
+      <w:tr>
+        <w:trPr>
+          <w:cantSplit/>
+        </w:trPr>
+        <w:tc>
+          <w:tcPr>
+            <w:tcW w:w="3024" w:type="dxa"/>
+            <w:tcBorders>
+              <w:top w:val="single" w:sz="6" w:space="0" w:color="000000"/>
+              <w:left w:val="single" w:sz="6" w:space="0" w:color="000000"/>
+              <w:bottom w:val="single" w:sz="6" w:space="0" w:color="000000"/>
+              <w:right w:val="single" w:sz="6" w:space="0" w:color="000000"/>
+            </w:tcBorders>
+          </w:tcPr>
+          <w:p>
+            <w:pPr>
+              <w:pStyle w:val="Normal"/>
+              <w:widowControl/>
+              <w:spacing w:lineRule="auto" w:line="259" w:before="0" w:after="0"/>
+              <w:jc w:val="left"/>
+              <w:rPr>
+                <w:sz w:val="24"/>
+                <w:szCs w:val="24"/>
+                <w:lang w:val="en-US" w:eastAsia="en-US" w:bidi="ar-SA"/>
+              </w:rPr>
+            </w:pPr>
+            <w:r>
+              <w:rPr>
+                <w:b w:val="false"/>
+                <w:sz w:val="20"/>
+                <w:szCs w:val="24"/>
+                <w:lang w:val="en-US" w:eastAsia="en-US" w:bidi="ar-SA"/>
+              </w:rPr>
+              <w:t>The submean of 3.96, interpreted as High, indicates that health workers struggle with generating statistics, preparing reports, and accessing historical health information.</w:t>
+            </w:r>
+          </w:p>
+        </w:tc>
+        <w:tc>
+          <w:tcPr>
+            <w:tcW w:w="3024" w:type="dxa"/>
+            <w:tcBorders>
+              <w:top w:val="single" w:sz="6" w:space="0" w:color="000000"/>
+              <w:left w:val="single" w:sz="6" w:space="0" w:color="000000"/>
+              <w:bottom w:val="single" w:sz="6" w:space="0" w:color="000000"/>
+              <w:right w:val="single" w:sz="6" w:space="0" w:color="000000"/>
+            </w:tcBorders>
+          </w:tcPr>
+          <w:p>
+            <w:pPr>
+              <w:pStyle w:val="Normal"/>
+              <w:widowControl/>
+              <w:spacing w:lineRule="auto" w:line="259" w:before="0" w:after="0"/>
+              <w:jc w:val="left"/>
+              <w:rPr>
+                <w:sz w:val="24"/>
+                <w:szCs w:val="24"/>
+                <w:lang w:val="en-US" w:eastAsia="en-US" w:bidi="ar-SA"/>
+              </w:rPr>
+            </w:pPr>
+            <w:r>
+              <w:rPr>
+                <w:b w:val="false"/>
+                <w:sz w:val="20"/>
+                <w:szCs w:val="24"/>
+                <w:lang w:val="en-US" w:eastAsia="en-US" w:bidi="ar-SA"/>
+              </w:rPr>
+              <w:t>This implies that the manual process of compiling reports from multiple logbooks is time-consuming and error-prone, delaying the submission of required reports to the municipal health office.</w:t>
+            </w:r>
+          </w:p>
+        </w:tc>
+        <w:tc>
+          <w:tcPr>
+            <w:tcW w:w="3312" w:type="dxa"/>
+            <w:tcBorders>
+              <w:top w:val="single" w:sz="6" w:space="0" w:color="000000"/>
+              <w:left w:val="single" w:sz="6" w:space="0" w:color="000000"/>
+              <w:bottom w:val="single" w:sz="6" w:space="0" w:color="000000"/>
+              <w:right w:val="single" w:sz="6" w:space="0" w:color="000000"/>
+            </w:tcBorders>
+          </w:tcPr>
+          <w:p>
+            <w:pPr>
+              <w:pStyle w:val="Normal"/>
+              <w:widowControl/>
+              <w:spacing w:lineRule="auto" w:line="259" w:before="0" w:after="0"/>
+              <w:jc w:val="left"/>
+              <w:rPr>
+                <w:sz w:val="24"/>
+                <w:szCs w:val="24"/>
+                <w:lang w:val="en-US" w:eastAsia="en-US" w:bidi="ar-SA"/>
+              </w:rPr>
+            </w:pPr>
+            <w:r>
+              <w:rPr>
+                <w:b w:val="false"/>
+                <w:sz w:val="20"/>
+                <w:szCs w:val="24"/>
+                <w:lang w:val="en-US" w:eastAsia="en-US" w:bidi="ar-SA"/>
+              </w:rPr>
+              <w:t>Reports compiled by hand from several logbooks invite computation errors (Batoon et al., 2022). Automatically generated summaries drawn from a single database address this problem directly.</w:t>
+            </w:r>
+          </w:p>
+        </w:tc>
+      </w:tr>
+    </w:tbl>
     <w:p>
       <w:pPr>
         <w:pStyle w:val="Normal"/>
-        <w:spacing w:lineRule="auto" w:line="480" w:before="0" w:after="0"/>
-        <w:ind w:firstLine="720"/>
-        <w:jc w:val="both"/>
+        <w:spacing w:before="0" w:after="0"/>
         <w:rPr/>
       </w:pPr>
       <w:r>
-        <w:rPr>
-          <w:b w:val="false"/>
-          <w:i w:val="false"/>
-        </w:rPr>
-        <w:t>Reports that must be compiled by hand from several logbooks take time and invite computation errors. Automatically generated summaries drawn from a single database could address this problem directly.</w:t>
+        <w:rPr/>
       </w:r>
     </w:p>
     <w:p>
@@ -13526,7 +14400,7 @@
         <w:pStyle w:val="TableCaption"/>
         <w:rPr/>
       </w:pPr>
-      <w:bookmarkStart w:id="10" w:name="__RefHeading___Toc7405_3372087024"/>
+      <w:bookmarkStart w:id="10" w:name="__RefHeading___Toc7625_872120058"/>
       <w:bookmarkEnd w:id="10"/>
       <w:r>
         <w:rPr/>
@@ -14872,20 +15746,243 @@
         <w:t>Table 9 presents the respondents’ assessment of efficiency and accessibility. The submean of 3.96 is interpreted as High. Protecting paper-based records from unauthorized access obtained a mean of 4.00, the only statement on which all 56 respondents chose Agree. Sharing health information among authorized personnel (3.98), the time and paperwork of manual monitoring (3.95), and managing a large volume of records (3.89) followed.</w:t>
       </w:r>
     </w:p>
+    <w:tbl>
+      <w:tblPr>
+        <w:tblStyle w:val="TableGrid"/>
+        <w:tblW w:w="9360" w:type="dxa"/>
+        <w:jc w:val="center"/>
+        <w:tblInd w:w="0" w:type="dxa"/>
+        <w:tblLayout w:type="fixed"/>
+        <w:tblCellMar>
+          <w:top w:w="0" w:type="dxa"/>
+          <w:left w:w="7" w:type="dxa"/>
+          <w:bottom w:w="0" w:type="dxa"/>
+          <w:right w:w="7" w:type="dxa"/>
+        </w:tblCellMar>
+        <w:tblLook w:val="04a0" w:firstRow="1" w:noVBand="1" w:lastRow="0" w:firstColumn="1" w:lastColumn="0" w:noHBand="0"/>
+      </w:tblPr>
+      <w:tblGrid>
+        <w:gridCol w:w="3024"/>
+        <w:gridCol w:w="3024"/>
+        <w:gridCol w:w="3312"/>
+      </w:tblGrid>
+      <w:tr>
+        <w:trPr>
+          <w:cantSplit/>
+        </w:trPr>
+        <w:tc>
+          <w:tcPr>
+            <w:tcW w:w="3024" w:type="dxa"/>
+            <w:tcBorders>
+              <w:top w:val="single" w:sz="6" w:space="0" w:color="000000"/>
+              <w:left w:val="single" w:sz="6" w:space="0" w:color="000000"/>
+              <w:bottom w:val="single" w:sz="6" w:space="0" w:color="000000"/>
+              <w:right w:val="single" w:sz="6" w:space="0" w:color="000000"/>
+            </w:tcBorders>
+          </w:tcPr>
+          <w:p>
+            <w:pPr>
+              <w:pStyle w:val="Normal"/>
+              <w:widowControl/>
+              <w:spacing w:lineRule="auto" w:line="259" w:before="0" w:after="0"/>
+              <w:jc w:val="center"/>
+              <w:rPr>
+                <w:sz w:val="24"/>
+                <w:szCs w:val="24"/>
+                <w:lang w:val="en-US" w:eastAsia="en-US" w:bidi="ar-SA"/>
+              </w:rPr>
+            </w:pPr>
+            <w:r>
+              <w:rPr>
+                <w:b/>
+                <w:sz w:val="20"/>
+                <w:szCs w:val="24"/>
+                <w:lang w:val="en-US" w:eastAsia="en-US" w:bidi="ar-SA"/>
+              </w:rPr>
+              <w:t>Interpretation</w:t>
+            </w:r>
+          </w:p>
+        </w:tc>
+        <w:tc>
+          <w:tcPr>
+            <w:tcW w:w="3024" w:type="dxa"/>
+            <w:tcBorders>
+              <w:top w:val="single" w:sz="6" w:space="0" w:color="000000"/>
+              <w:left w:val="single" w:sz="6" w:space="0" w:color="000000"/>
+              <w:bottom w:val="single" w:sz="6" w:space="0" w:color="000000"/>
+              <w:right w:val="single" w:sz="6" w:space="0" w:color="000000"/>
+            </w:tcBorders>
+          </w:tcPr>
+          <w:p>
+            <w:pPr>
+              <w:pStyle w:val="Normal"/>
+              <w:widowControl/>
+              <w:spacing w:lineRule="auto" w:line="259" w:before="0" w:after="0"/>
+              <w:jc w:val="center"/>
+              <w:rPr>
+                <w:sz w:val="24"/>
+                <w:szCs w:val="24"/>
+                <w:lang w:val="en-US" w:eastAsia="en-US" w:bidi="ar-SA"/>
+              </w:rPr>
+            </w:pPr>
+            <w:r>
+              <w:rPr>
+                <w:b/>
+                <w:sz w:val="20"/>
+                <w:szCs w:val="24"/>
+                <w:lang w:val="en-US" w:eastAsia="en-US" w:bidi="ar-SA"/>
+              </w:rPr>
+              <w:t>Implication</w:t>
+            </w:r>
+          </w:p>
+        </w:tc>
+        <w:tc>
+          <w:tcPr>
+            <w:tcW w:w="3312" w:type="dxa"/>
+            <w:tcBorders>
+              <w:top w:val="single" w:sz="6" w:space="0" w:color="000000"/>
+              <w:left w:val="single" w:sz="6" w:space="0" w:color="000000"/>
+              <w:bottom w:val="single" w:sz="6" w:space="0" w:color="000000"/>
+              <w:right w:val="single" w:sz="6" w:space="0" w:color="000000"/>
+            </w:tcBorders>
+          </w:tcPr>
+          <w:p>
+            <w:pPr>
+              <w:pStyle w:val="Normal"/>
+              <w:widowControl/>
+              <w:spacing w:lineRule="auto" w:line="259" w:before="0" w:after="0"/>
+              <w:jc w:val="center"/>
+              <w:rPr>
+                <w:sz w:val="24"/>
+                <w:szCs w:val="24"/>
+                <w:lang w:val="en-US" w:eastAsia="en-US" w:bidi="ar-SA"/>
+              </w:rPr>
+            </w:pPr>
+            <w:r>
+              <w:rPr>
+                <w:b/>
+                <w:sz w:val="20"/>
+                <w:szCs w:val="24"/>
+                <w:lang w:val="en-US" w:eastAsia="en-US" w:bidi="ar-SA"/>
+              </w:rPr>
+              <w:t>Justification / RRL Support</w:t>
+            </w:r>
+          </w:p>
+        </w:tc>
+      </w:tr>
+      <w:tr>
+        <w:trPr>
+          <w:cantSplit/>
+        </w:trPr>
+        <w:tc>
+          <w:tcPr>
+            <w:tcW w:w="3024" w:type="dxa"/>
+            <w:tcBorders>
+              <w:top w:val="single" w:sz="6" w:space="0" w:color="000000"/>
+              <w:left w:val="single" w:sz="6" w:space="0" w:color="000000"/>
+              <w:bottom w:val="single" w:sz="6" w:space="0" w:color="000000"/>
+              <w:right w:val="single" w:sz="6" w:space="0" w:color="000000"/>
+            </w:tcBorders>
+          </w:tcPr>
+          <w:p>
+            <w:pPr>
+              <w:pStyle w:val="Normal"/>
+              <w:widowControl/>
+              <w:spacing w:lineRule="auto" w:line="259" w:before="0" w:after="0"/>
+              <w:jc w:val="left"/>
+              <w:rPr>
+                <w:sz w:val="24"/>
+                <w:szCs w:val="24"/>
+                <w:lang w:val="en-US" w:eastAsia="en-US" w:bidi="ar-SA"/>
+              </w:rPr>
+            </w:pPr>
+            <w:r>
+              <w:rPr>
+                <w:b w:val="false"/>
+                <w:sz w:val="20"/>
+                <w:szCs w:val="24"/>
+                <w:lang w:val="en-US" w:eastAsia="en-US" w:bidi="ar-SA"/>
+              </w:rPr>
+              <w:t>The submean of 3.96, interpreted as High, indicates that protecting paper-based records from unauthorized access and sharing information among authorized personnel are major concerns.</w:t>
+            </w:r>
+          </w:p>
+        </w:tc>
+        <w:tc>
+          <w:tcPr>
+            <w:tcW w:w="3024" w:type="dxa"/>
+            <w:tcBorders>
+              <w:top w:val="single" w:sz="6" w:space="0" w:color="000000"/>
+              <w:left w:val="single" w:sz="6" w:space="0" w:color="000000"/>
+              <w:bottom w:val="single" w:sz="6" w:space="0" w:color="000000"/>
+              <w:right w:val="single" w:sz="6" w:space="0" w:color="000000"/>
+            </w:tcBorders>
+          </w:tcPr>
+          <w:p>
+            <w:pPr>
+              <w:pStyle w:val="Normal"/>
+              <w:widowControl/>
+              <w:spacing w:lineRule="auto" w:line="259" w:before="0" w:after="0"/>
+              <w:jc w:val="left"/>
+              <w:rPr>
+                <w:sz w:val="24"/>
+                <w:szCs w:val="24"/>
+                <w:lang w:val="en-US" w:eastAsia="en-US" w:bidi="ar-SA"/>
+              </w:rPr>
+            </w:pPr>
+            <w:r>
+              <w:rPr>
+                <w:b w:val="false"/>
+                <w:sz w:val="20"/>
+                <w:szCs w:val="24"/>
+                <w:lang w:val="en-US" w:eastAsia="en-US" w:bidi="ar-SA"/>
+              </w:rPr>
+              <w:t>This implies that the current system cannot adequately safeguard sensitive health information, exposing it to risks of unauthorized access and potential violations of data privacy regulations.</w:t>
+            </w:r>
+          </w:p>
+        </w:tc>
+        <w:tc>
+          <w:tcPr>
+            <w:tcW w:w="3312" w:type="dxa"/>
+            <w:tcBorders>
+              <w:top w:val="single" w:sz="6" w:space="0" w:color="000000"/>
+              <w:left w:val="single" w:sz="6" w:space="0" w:color="000000"/>
+              <w:bottom w:val="single" w:sz="6" w:space="0" w:color="000000"/>
+              <w:right w:val="single" w:sz="6" w:space="0" w:color="000000"/>
+            </w:tcBorders>
+          </w:tcPr>
+          <w:p>
+            <w:pPr>
+              <w:pStyle w:val="Normal"/>
+              <w:widowControl/>
+              <w:spacing w:lineRule="auto" w:line="259" w:before="0" w:after="0"/>
+              <w:jc w:val="left"/>
+              <w:rPr>
+                <w:sz w:val="24"/>
+                <w:szCs w:val="24"/>
+                <w:lang w:val="en-US" w:eastAsia="en-US" w:bidi="ar-SA"/>
+              </w:rPr>
+            </w:pPr>
+            <w:r>
+              <w:rPr>
+                <w:b w:val="false"/>
+                <w:sz w:val="20"/>
+                <w:szCs w:val="24"/>
+                <w:lang w:val="en-US" w:eastAsia="en-US" w:bidi="ar-SA"/>
+              </w:rPr>
+              <w:t>Health records are sensitive personal information under the Data Privacy Act of 2012 (Republic of the Philippines, 2012). Role-based access control with per-user modules, Row-Level Security, and an audit trail ensure compliance.</w:t>
+            </w:r>
+          </w:p>
+        </w:tc>
+      </w:tr>
+    </w:tbl>
     <w:p>
       <w:pPr>
         <w:pStyle w:val="Normal"/>
-        <w:spacing w:lineRule="auto" w:line="480" w:before="0" w:after="0"/>
-        <w:ind w:firstLine="720"/>
-        <w:jc w:val="both"/>
+        <w:spacing w:before="0" w:after="0"/>
         <w:rPr/>
       </w:pPr>
       <w:r>
-        <w:rPr>
-          <w:b w:val="false"/>
-          <w:i w:val="false"/>
-        </w:rPr>
-        <w:t>The concern about unauthorized access is significant because health records are sensitive personal information under the Data Privacy Act of 2012 (Republic of the Philippines, 2012). A digital system must therefore restrict each user to the records his or her role requires and keep a record of who accessed them.</w:t>
+        <w:rPr/>
       </w:r>
     </w:p>
     <w:p>
@@ -14893,7 +15990,7 @@
         <w:pStyle w:val="TableCaption"/>
         <w:rPr/>
       </w:pPr>
-      <w:bookmarkStart w:id="11" w:name="__RefHeading___Toc7403_3372087024"/>
+      <w:bookmarkStart w:id="11" w:name="__RefHeading___Toc7623_872120058"/>
       <w:bookmarkEnd w:id="11"/>
       <w:r>
         <w:rPr/>
@@ -16421,7 +17518,7 @@
         <w:pStyle w:val="TableCaption"/>
         <w:rPr/>
       </w:pPr>
-      <w:bookmarkStart w:id="12" w:name="__RefHeading___Toc7401_3372087024"/>
+      <w:bookmarkStart w:id="12" w:name="__RefHeading___Toc7621_872120058"/>
       <w:bookmarkEnd w:id="12"/>
       <w:r>
         <w:rPr/>
@@ -16649,7 +17746,7 @@
                 <w:szCs w:val="24"/>
                 <w:lang w:val="en-US" w:eastAsia="en-US" w:bidi="ar-SA"/>
               </w:rPr>
-              <w:t>%</w:t>
+              <w:t>Rank</w:t>
             </w:r>
           </w:p>
         </w:tc>
@@ -16852,7 +17949,7 @@
                 <w:szCs w:val="24"/>
                 <w:lang w:val="en-US" w:eastAsia="en-US" w:bidi="ar-SA"/>
               </w:rPr>
-              <w:t>30.36%</w:t>
+              <w:t>1</w:t>
             </w:r>
           </w:p>
         </w:tc>
@@ -17055,7 +18152,7 @@
                 <w:szCs w:val="24"/>
                 <w:lang w:val="en-US" w:eastAsia="en-US" w:bidi="ar-SA"/>
               </w:rPr>
-              <w:t>19.64%</w:t>
+              <w:t>2</w:t>
             </w:r>
           </w:p>
         </w:tc>
@@ -17258,7 +18355,7 @@
                 <w:szCs w:val="24"/>
                 <w:lang w:val="en-US" w:eastAsia="en-US" w:bidi="ar-SA"/>
               </w:rPr>
-              <w:t>16.07%</w:t>
+              <w:t>4.5</w:t>
             </w:r>
           </w:p>
         </w:tc>
@@ -17461,7 +18558,7 @@
                 <w:szCs w:val="24"/>
                 <w:lang w:val="en-US" w:eastAsia="en-US" w:bidi="ar-SA"/>
               </w:rPr>
-              <w:t>17.86%</w:t>
+              <w:t>3</w:t>
             </w:r>
           </w:p>
         </w:tc>
@@ -17664,7 +18761,7 @@
                 <w:szCs w:val="24"/>
                 <w:lang w:val="en-US" w:eastAsia="en-US" w:bidi="ar-SA"/>
               </w:rPr>
-              <w:t>16.07%</w:t>
+              <w:t>4.5</w:t>
             </w:r>
           </w:p>
         </w:tc>
@@ -17862,12 +18959,10 @@
             </w:pPr>
             <w:r>
               <w:rPr>
-                <w:b/>
-                <w:sz w:val="22"/>
-                <w:szCs w:val="24"/>
-                <w:lang w:val="en-US" w:eastAsia="en-US" w:bidi="ar-SA"/>
-              </w:rPr>
-              <w:t>100%</w:t>
+                <w:sz w:val="24"/>
+                <w:szCs w:val="24"/>
+                <w:lang w:val="en-US" w:eastAsia="en-US" w:bidi="ar-SA"/>
+              </w:rPr>
             </w:r>
           </w:p>
         </w:tc>
@@ -17896,7 +18991,7 @@
           <w:b w:val="false"/>
           <w:i w:val="false"/>
         </w:rPr>
-        <w:t>Table 11 presents the most common problems in recording and updating residents’ health information. Time-consuming recording ranked first (30.36%), followed by lost or misplaced records (19.64%) and incomplete information (17.86%). Inaccurate information and difficulty updating records were each cited by 16.07%. These answers confirm the high ratings for health record management in Table 5.</w:t>
+        <w:t>Table 11 presents the most common problems in recording and updating residents’ health information. Time-consuming recording ranked first, followed by lost or misplaced records and incomplete information. Inaccurate information and difficulty updating records tied for the fourth rank. These answers confirm the high ratings for health record management in Table 5.</w:t>
       </w:r>
     </w:p>
     <w:p>
@@ -17917,7 +19012,7 @@
         <w:pStyle w:val="TableCaption"/>
         <w:rPr/>
       </w:pPr>
-      <w:bookmarkStart w:id="13" w:name="__RefHeading___Toc7399_3372087024"/>
+      <w:bookmarkStart w:id="13" w:name="__RefHeading___Toc7619_872120058"/>
       <w:bookmarkEnd w:id="13"/>
       <w:r>
         <w:rPr/>
@@ -18145,7 +19240,7 @@
                 <w:szCs w:val="24"/>
                 <w:lang w:val="en-US" w:eastAsia="en-US" w:bidi="ar-SA"/>
               </w:rPr>
-              <w:t>%</w:t>
+              <w:t>Rank</w:t>
             </w:r>
           </w:p>
         </w:tc>
@@ -18348,7 +19443,7 @@
                 <w:szCs w:val="24"/>
                 <w:lang w:val="en-US" w:eastAsia="en-US" w:bidi="ar-SA"/>
               </w:rPr>
-              <w:t>26.79%</w:t>
+              <w:t>1</w:t>
             </w:r>
           </w:p>
         </w:tc>
@@ -18551,7 +19646,7 @@
                 <w:szCs w:val="24"/>
                 <w:lang w:val="en-US" w:eastAsia="en-US" w:bidi="ar-SA"/>
               </w:rPr>
-              <w:t>19.64%</w:t>
+              <w:t>2.5</w:t>
             </w:r>
           </w:p>
         </w:tc>
@@ -18754,7 +19849,7 @@
                 <w:szCs w:val="24"/>
                 <w:lang w:val="en-US" w:eastAsia="en-US" w:bidi="ar-SA"/>
               </w:rPr>
-              <w:t>17.86%</w:t>
+              <w:t>4</w:t>
             </w:r>
           </w:p>
         </w:tc>
@@ -18957,7 +20052,7 @@
                 <w:szCs w:val="24"/>
                 <w:lang w:val="en-US" w:eastAsia="en-US" w:bidi="ar-SA"/>
               </w:rPr>
-              <w:t>19.64%</w:t>
+              <w:t>2.5</w:t>
             </w:r>
           </w:p>
         </w:tc>
@@ -19160,7 +20255,7 @@
                 <w:szCs w:val="24"/>
                 <w:lang w:val="en-US" w:eastAsia="en-US" w:bidi="ar-SA"/>
               </w:rPr>
-              <w:t>16.07%</w:t>
+              <w:t>5</w:t>
             </w:r>
           </w:p>
         </w:tc>
@@ -19358,12 +20453,10 @@
             </w:pPr>
             <w:r>
               <w:rPr>
-                <w:b/>
-                <w:sz w:val="22"/>
-                <w:szCs w:val="24"/>
-                <w:lang w:val="en-US" w:eastAsia="en-US" w:bidi="ar-SA"/>
-              </w:rPr>
-              <w:t>100%</w:t>
+                <w:sz w:val="24"/>
+                <w:szCs w:val="24"/>
+                <w:lang w:val="en-US" w:eastAsia="en-US" w:bidi="ar-SA"/>
+              </w:rPr>
             </w:r>
           </w:p>
         </w:tc>
@@ -19392,7 +20485,7 @@
           <w:b w:val="false"/>
           <w:i w:val="false"/>
         </w:rPr>
-        <w:t>Table 12 presents the difficulties in retrieving and monitoring health records. Difficulty finding records ranked first (26.79%), followed by disorganized files and time-consuming monitoring (19.64% each), missing or incomplete records (17.86%), and difficulty tracking a resident’s health history (16.07%). These findings indicate that the location of records, rather than their content, is the main obstacle.</w:t>
+        <w:t>Table 12 presents the difficulties in retrieving and monitoring health records. Difficulty finding records ranked first, followed by disorganized files and time-consuming monitoring, which tied for the second rank, missing or incomplete records, and difficulty tracking a resident’s health history. These findings indicate that the location of records, rather than their content, is the main obstacle.</w:t>
       </w:r>
     </w:p>
     <w:p>
@@ -19413,7 +20506,7 @@
         <w:pStyle w:val="TableCaption"/>
         <w:rPr/>
       </w:pPr>
-      <w:bookmarkStart w:id="14" w:name="__RefHeading___Toc7397_3372087024"/>
+      <w:bookmarkStart w:id="14" w:name="__RefHeading___Toc7617_872120058"/>
       <w:bookmarkEnd w:id="14"/>
       <w:r>
         <w:rPr/>
@@ -19641,7 +20734,7 @@
                 <w:szCs w:val="24"/>
                 <w:lang w:val="en-US" w:eastAsia="en-US" w:bidi="ar-SA"/>
               </w:rPr>
-              <w:t>%</w:t>
+              <w:t>Rank</w:t>
             </w:r>
           </w:p>
         </w:tc>
@@ -19844,7 +20937,7 @@
                 <w:szCs w:val="24"/>
                 <w:lang w:val="en-US" w:eastAsia="en-US" w:bidi="ar-SA"/>
               </w:rPr>
-              <w:t>28.57%</w:t>
+              <w:t>1</w:t>
             </w:r>
           </w:p>
         </w:tc>
@@ -20047,7 +21140,7 @@
                 <w:szCs w:val="24"/>
                 <w:lang w:val="en-US" w:eastAsia="en-US" w:bidi="ar-SA"/>
               </w:rPr>
-              <w:t>17.86%</w:t>
+              <w:t>3.5</w:t>
             </w:r>
           </w:p>
         </w:tc>
@@ -20250,7 +21343,7 @@
                 <w:szCs w:val="24"/>
                 <w:lang w:val="en-US" w:eastAsia="en-US" w:bidi="ar-SA"/>
               </w:rPr>
-              <w:t>19.64%</w:t>
+              <w:t>2</w:t>
             </w:r>
           </w:p>
         </w:tc>
@@ -20453,7 +21546,7 @@
                 <w:szCs w:val="24"/>
                 <w:lang w:val="en-US" w:eastAsia="en-US" w:bidi="ar-SA"/>
               </w:rPr>
-              <w:t>17.86%</w:t>
+              <w:t>3.5</w:t>
             </w:r>
           </w:p>
         </w:tc>
@@ -20656,7 +21749,7 @@
                 <w:szCs w:val="24"/>
                 <w:lang w:val="en-US" w:eastAsia="en-US" w:bidi="ar-SA"/>
               </w:rPr>
-              <w:t>16.07%</w:t>
+              <w:t>5</w:t>
             </w:r>
           </w:p>
         </w:tc>
@@ -20854,12 +21947,10 @@
             </w:pPr>
             <w:r>
               <w:rPr>
-                <w:b/>
-                <w:sz w:val="22"/>
-                <w:szCs w:val="24"/>
-                <w:lang w:val="en-US" w:eastAsia="en-US" w:bidi="ar-SA"/>
-              </w:rPr>
-              <w:t>100%</w:t>
+                <w:sz w:val="24"/>
+                <w:szCs w:val="24"/>
+                <w:lang w:val="en-US" w:eastAsia="en-US" w:bidi="ar-SA"/>
+              </w:rPr>
             </w:r>
           </w:p>
         </w:tc>
@@ -20888,7 +21979,7 @@
           <w:b w:val="false"/>
           <w:i w:val="false"/>
         </w:rPr>
-        <w:t>Table 13 presents the challenges in preparing and submitting barangay health reports. Time-consuming report preparation ranked first (28.57%), followed by incomplete data (19.64%), errors in manual computation and difficulty compiling statistics (17.86% each), and delayed report submission (16.07%).</w:t>
+        <w:t>Table 13 presents the challenges in preparing and submitting barangay health reports. Time-consuming report preparation ranked first, followed by incomplete data, errors in manual computation and difficulty compiling statistics, which tied for the third rank, and delayed report submission.</w:t>
       </w:r>
     </w:p>
     <w:p>
@@ -20909,7 +22000,7 @@
         <w:pStyle w:val="TableCaption"/>
         <w:rPr/>
       </w:pPr>
-      <w:bookmarkStart w:id="15" w:name="__RefHeading___Toc7395_3372087024"/>
+      <w:bookmarkStart w:id="15" w:name="__RefHeading___Toc7615_872120058"/>
       <w:bookmarkEnd w:id="15"/>
       <w:r>
         <w:rPr/>
@@ -21137,7 +22228,7 @@
                 <w:szCs w:val="24"/>
                 <w:lang w:val="en-US" w:eastAsia="en-US" w:bidi="ar-SA"/>
               </w:rPr>
-              <w:t>%</w:t>
+              <w:t>Rank</w:t>
             </w:r>
           </w:p>
         </w:tc>
@@ -21340,7 +22431,7 @@
                 <w:szCs w:val="24"/>
                 <w:lang w:val="en-US" w:eastAsia="en-US" w:bidi="ar-SA"/>
               </w:rPr>
-              <w:t>25.00%</w:t>
+              <w:t>1</w:t>
             </w:r>
           </w:p>
         </w:tc>
@@ -21543,7 +22634,7 @@
                 <w:szCs w:val="24"/>
                 <w:lang w:val="en-US" w:eastAsia="en-US" w:bidi="ar-SA"/>
               </w:rPr>
-              <w:t>21.43%</w:t>
+              <w:t>2</w:t>
             </w:r>
           </w:p>
         </w:tc>
@@ -21746,7 +22837,7 @@
                 <w:szCs w:val="24"/>
                 <w:lang w:val="en-US" w:eastAsia="en-US" w:bidi="ar-SA"/>
               </w:rPr>
-              <w:t>17.86%</w:t>
+              <w:t>4</w:t>
             </w:r>
           </w:p>
         </w:tc>
@@ -21949,7 +23040,7 @@
                 <w:szCs w:val="24"/>
                 <w:lang w:val="en-US" w:eastAsia="en-US" w:bidi="ar-SA"/>
               </w:rPr>
-              <w:t>19.64%</w:t>
+              <w:t>3</w:t>
             </w:r>
           </w:p>
         </w:tc>
@@ -22152,7 +23243,7 @@
                 <w:szCs w:val="24"/>
                 <w:lang w:val="en-US" w:eastAsia="en-US" w:bidi="ar-SA"/>
               </w:rPr>
-              <w:t>16.07%</w:t>
+              <w:t>5</w:t>
             </w:r>
           </w:p>
         </w:tc>
@@ -22350,12 +23441,10 @@
             </w:pPr>
             <w:r>
               <w:rPr>
-                <w:b/>
-                <w:sz w:val="22"/>
-                <w:szCs w:val="24"/>
-                <w:lang w:val="en-US" w:eastAsia="en-US" w:bidi="ar-SA"/>
-              </w:rPr>
-              <w:t>100%</w:t>
+                <w:sz w:val="24"/>
+                <w:szCs w:val="24"/>
+                <w:lang w:val="en-US" w:eastAsia="en-US" w:bidi="ar-SA"/>
+              </w:rPr>
             </w:r>
           </w:p>
         </w:tc>
@@ -22384,7 +23473,7 @@
           <w:b w:val="false"/>
           <w:i w:val="false"/>
         </w:rPr>
-        <w:t>Table 14 presents the problems in tracking residents who need follow-up consultations, vaccinations, or other health services. Residents forgetting their appointments ranked first (25.00%), followed by difficulty contacting residents (21.43%), lack of reminders (19.64%), missed vaccination schedules (17.86%), and difficulty monitoring follow-ups (16.07%). These problems involve communication with residents, which the system supports through follow-up lists for home visits but does not fully solve, since SMS reminders are outside its scope.</w:t>
+        <w:t>Table 14 presents the problems in tracking residents who need follow-up consultations, vaccinations, or other health services. Residents forgetting their appointments ranked first, followed by difficulty contacting residents, lack of reminders, missed vaccination schedules, and difficulty monitoring follow-ups. These problems involve communication with residents, which the system supports through follow-up lists for home visits but does not fully solve, since SMS reminders are outside its scope.</w:t>
       </w:r>
     </w:p>
     <w:p>
@@ -22437,7 +23526,7 @@
         <w:pStyle w:val="TableCaption"/>
         <w:rPr/>
       </w:pPr>
-      <w:bookmarkStart w:id="16" w:name="__RefHeading___Toc7393_3372087024"/>
+      <w:bookmarkStart w:id="16" w:name="__RefHeading___Toc7613_872120058"/>
       <w:bookmarkEnd w:id="16"/>
       <w:r>
         <w:rPr/>
@@ -23453,7 +24542,7 @@
         <w:jc w:val="center"/>
         <w:rPr/>
       </w:pPr>
-      <w:bookmarkStart w:id="17" w:name="__RefHeading___Toc7427_3372087024"/>
+      <w:bookmarkStart w:id="17" w:name="__RefHeading___Toc7647_872120058"/>
       <w:bookmarkEnd w:id="17"/>
       <w:r>
         <w:rPr/>
@@ -23546,7 +24635,7 @@
         <w:jc w:val="center"/>
         <w:rPr/>
       </w:pPr>
-      <w:bookmarkStart w:id="18" w:name="__RefHeading___Toc7425_3372087024"/>
+      <w:bookmarkStart w:id="18" w:name="__RefHeading___Toc7645_872120058"/>
       <w:bookmarkEnd w:id="18"/>
       <w:r>
         <w:rPr/>
@@ -23558,7 +24647,7 @@
         <w:pStyle w:val="TableCaption"/>
         <w:rPr/>
       </w:pPr>
-      <w:bookmarkStart w:id="19" w:name="__RefHeading___Toc7391_3372087024"/>
+      <w:bookmarkStart w:id="19" w:name="__RefHeading___Toc7611_872120058"/>
       <w:bookmarkEnd w:id="19"/>
       <w:r>
         <w:rPr/>
@@ -25062,7 +26151,7 @@
         <w:jc w:val="center"/>
         <w:rPr/>
       </w:pPr>
-      <w:bookmarkStart w:id="20" w:name="__RefHeading___Toc7423_3372087024"/>
+      <w:bookmarkStart w:id="20" w:name="__RefHeading___Toc7643_872120058"/>
       <w:bookmarkEnd w:id="20"/>
       <w:r>
         <w:rPr/>
@@ -25103,7 +26192,7 @@
         <w:pStyle w:val="TableCaption"/>
         <w:rPr/>
       </w:pPr>
-      <w:bookmarkStart w:id="21" w:name="__RefHeading___Toc7389_3372087024"/>
+      <w:bookmarkStart w:id="21" w:name="__RefHeading___Toc7609_872120058"/>
       <w:bookmarkEnd w:id="21"/>
       <w:r>
         <w:rPr/>
@@ -25652,7 +26741,7 @@
         <w:jc w:val="center"/>
         <w:rPr/>
       </w:pPr>
-      <w:bookmarkStart w:id="22" w:name="__RefHeading___Toc7431_3372087024"/>
+      <w:bookmarkStart w:id="22" w:name="__RefHeading___Toc7651_872120058"/>
       <w:bookmarkEnd w:id="22"/>
       <w:r>
         <w:rPr/>
@@ -25716,7 +26805,7 @@
         <w:jc w:val="center"/>
         <w:rPr/>
       </w:pPr>
-      <w:bookmarkStart w:id="23" w:name="__RefHeading___Toc7453_3372087024"/>
+      <w:bookmarkStart w:id="23" w:name="__RefHeading___Toc7673_872120058"/>
       <w:bookmarkEnd w:id="23"/>
       <w:r>
         <w:rPr/>
@@ -25809,7 +26898,7 @@
         <w:jc w:val="center"/>
         <w:rPr/>
       </w:pPr>
-      <w:bookmarkStart w:id="24" w:name="__RefHeading___Toc7451_3372087024"/>
+      <w:bookmarkStart w:id="24" w:name="__RefHeading___Toc7671_872120058"/>
       <w:bookmarkEnd w:id="24"/>
       <w:r>
         <w:rPr/>
@@ -25873,7 +26962,7 @@
         <w:jc w:val="center"/>
         <w:rPr/>
       </w:pPr>
-      <w:bookmarkStart w:id="25" w:name="__RefHeading___Toc7449_3372087024"/>
+      <w:bookmarkStart w:id="25" w:name="__RefHeading___Toc7669_872120058"/>
       <w:bookmarkEnd w:id="25"/>
       <w:r>
         <w:rPr/>
@@ -25966,7 +27055,7 @@
         <w:jc w:val="center"/>
         <w:rPr/>
       </w:pPr>
-      <w:bookmarkStart w:id="26" w:name="__RefHeading___Toc7447_3372087024"/>
+      <w:bookmarkStart w:id="26" w:name="__RefHeading___Toc7667_872120058"/>
       <w:bookmarkEnd w:id="26"/>
       <w:r>
         <w:rPr/>
@@ -26059,7 +27148,7 @@
         <w:jc w:val="center"/>
         <w:rPr/>
       </w:pPr>
-      <w:bookmarkStart w:id="27" w:name="__RefHeading___Toc7445_3372087024"/>
+      <w:bookmarkStart w:id="27" w:name="__RefHeading___Toc7665_872120058"/>
       <w:bookmarkEnd w:id="27"/>
       <w:r>
         <w:rPr/>
@@ -26152,7 +27241,7 @@
         <w:jc w:val="center"/>
         <w:rPr/>
       </w:pPr>
-      <w:bookmarkStart w:id="28" w:name="__RefHeading___Toc7443_3372087024"/>
+      <w:bookmarkStart w:id="28" w:name="__RefHeading___Toc7663_872120058"/>
       <w:bookmarkEnd w:id="28"/>
       <w:r>
         <w:rPr/>
@@ -26245,7 +27334,7 @@
         <w:jc w:val="center"/>
         <w:rPr/>
       </w:pPr>
-      <w:bookmarkStart w:id="29" w:name="__RefHeading___Toc7441_3372087024"/>
+      <w:bookmarkStart w:id="29" w:name="__RefHeading___Toc7661_872120058"/>
       <w:bookmarkEnd w:id="29"/>
       <w:r>
         <w:rPr/>
@@ -26338,7 +27427,7 @@
         <w:jc w:val="center"/>
         <w:rPr/>
       </w:pPr>
-      <w:bookmarkStart w:id="30" w:name="__RefHeading___Toc7439_3372087024"/>
+      <w:bookmarkStart w:id="30" w:name="__RefHeading___Toc7659_872120058"/>
       <w:bookmarkEnd w:id="30"/>
       <w:r>
         <w:rPr/>
@@ -26431,7 +27520,7 @@
         <w:jc w:val="center"/>
         <w:rPr/>
       </w:pPr>
-      <w:bookmarkStart w:id="31" w:name="__RefHeading___Toc7437_3372087024"/>
+      <w:bookmarkStart w:id="31" w:name="__RefHeading___Toc7657_872120058"/>
       <w:bookmarkEnd w:id="31"/>
       <w:r>
         <w:rPr/>
@@ -26524,7 +27613,7 @@
         <w:jc w:val="center"/>
         <w:rPr/>
       </w:pPr>
-      <w:bookmarkStart w:id="32" w:name="__RefHeading___Toc7435_3372087024"/>
+      <w:bookmarkStart w:id="32" w:name="__RefHeading___Toc7655_872120058"/>
       <w:bookmarkEnd w:id="32"/>
       <w:r>
         <w:rPr/>
@@ -26617,7 +27706,7 @@
         <w:jc w:val="center"/>
         <w:rPr/>
       </w:pPr>
-      <w:bookmarkStart w:id="33" w:name="__RefHeading___Toc7433_3372087024"/>
+      <w:bookmarkStart w:id="33" w:name="__RefHeading___Toc7653_872120058"/>
       <w:bookmarkEnd w:id="33"/>
       <w:r>
         <w:rPr/>
@@ -26718,7 +27807,7 @@
         <w:pStyle w:val="TableCaption"/>
         <w:rPr/>
       </w:pPr>
-      <w:bookmarkStart w:id="34" w:name="__RefHeading___Toc7387_3372087024"/>
+      <w:bookmarkStart w:id="34" w:name="__RefHeading___Toc7607_872120058"/>
       <w:bookmarkEnd w:id="34"/>
       <w:r>
         <w:rPr/>
@@ -27656,7 +28745,7 @@
         <w:pStyle w:val="TableCaption"/>
         <w:rPr/>
       </w:pPr>
-      <w:bookmarkStart w:id="35" w:name="__RefHeading___Toc7385_3372087024"/>
+      <w:bookmarkStart w:id="35" w:name="__RefHeading___Toc7605_872120058"/>
       <w:bookmarkEnd w:id="35"/>
       <w:r>
         <w:rPr/>
@@ -28594,7 +29683,7 @@
         <w:pStyle w:val="TableCaption"/>
         <w:rPr/>
       </w:pPr>
-      <w:bookmarkStart w:id="36" w:name="__RefHeading___Toc7383_3372087024"/>
+      <w:bookmarkStart w:id="36" w:name="__RefHeading___Toc7603_872120058"/>
       <w:bookmarkEnd w:id="36"/>
       <w:r>
         <w:rPr/>
@@ -29532,7 +30621,7 @@
         <w:pStyle w:val="TableCaption"/>
         <w:rPr/>
       </w:pPr>
-      <w:bookmarkStart w:id="37" w:name="__RefHeading___Toc7381_3372087024"/>
+      <w:bookmarkStart w:id="37" w:name="__RefHeading___Toc7601_872120058"/>
       <w:bookmarkEnd w:id="37"/>
       <w:r>
         <w:rPr/>
